--- a/6-过程管理/运行记录类文件/060205-盐都区新能源汽车充电站建设项目-扩容方案.docx
+++ b/6-过程管理/运行记录类文件/060205-盐都区新能源汽车充电站建设项目-扩容方案.docx
@@ -440,8 +440,10 @@
                 <w:spacing w:val="-1"/>
                 <w:lang w:val="en-US" w:eastAsia="zh-CN"/>
               </w:rPr>
-              <w:t>容量管理计划</w:t>
+              <w:t>扩容方案</w:t>
             </w:r>
+            <w:bookmarkStart w:id="38" w:name="_GoBack"/>
+            <w:bookmarkEnd w:id="38"/>
             <w:r>
               <w:rPr>
                 <w:spacing w:val="-1"/>
@@ -450,19 +452,11 @@
             </w:r>
             <w:r>
               <w:rPr>
-                <w:rFonts w:hint="eastAsia" w:eastAsia="宋体"/>
-                <w:spacing w:val="-1"/>
-                <w:lang w:val="en-US" w:eastAsia="zh-CN"/>
-              </w:rPr>
-              <w:t>GCKJSJ</w:t>
-            </w:r>
-            <w:r>
-              <w:rPr>
                 <w:rFonts w:hint="eastAsia"/>
                 <w:spacing w:val="-1"/>
                 <w:lang w:val="en-US" w:eastAsia="zh-CN"/>
               </w:rPr>
-              <w:t>T</w:t>
+              <w:t>KRFA</w:t>
             </w:r>
             <w:r>
               <w:rPr>
@@ -1682,8 +1676,6 @@
               <w:tab w:val="right" w:leader="dot" w:pos="8306"/>
             </w:tabs>
           </w:pPr>
-          <w:bookmarkStart w:id="38" w:name="_GoBack"/>
-          <w:bookmarkEnd w:id="38"/>
           <w:r>
             <w:fldChar w:fldCharType="begin"/>
           </w:r>
@@ -3976,6 +3968,7 @@
     </w:p>
     <w:tbl>
       <w:tblPr>
+        <w:tblStyle w:val="20"/>
         <w:tblW w:w="8495" w:type="dxa"/>
         <w:jc w:val="center"/>
         <w:tblBorders>
@@ -4091,7 +4084,6 @@
                 <w:kern w:val="0"/>
                 <w:sz w:val="18"/>
                 <w:szCs w:val="18"/>
-                <w:bdr w:val="none" w:color="auto" w:sz="0" w:space="0"/>
                 <w:lang w:val="en-US" w:eastAsia="zh-CN" w:bidi="ar"/>
               </w:rPr>
               <w:t>扩容项目</w:t>
@@ -4164,7 +4156,6 @@
                 <w:kern w:val="0"/>
                 <w:sz w:val="18"/>
                 <w:szCs w:val="18"/>
-                <w:bdr w:val="none" w:color="auto" w:sz="0" w:space="0"/>
                 <w:lang w:val="en-US" w:eastAsia="zh-CN" w:bidi="ar"/>
               </w:rPr>
               <w:t>当前配置</w:t>
@@ -4237,7 +4228,6 @@
                 <w:kern w:val="0"/>
                 <w:sz w:val="18"/>
                 <w:szCs w:val="18"/>
-                <w:bdr w:val="none" w:color="auto" w:sz="0" w:space="0"/>
                 <w:lang w:val="en-US" w:eastAsia="zh-CN" w:bidi="ar"/>
               </w:rPr>
               <w:t>扩容目标</w:t>
@@ -4310,7 +4300,6 @@
                 <w:kern w:val="0"/>
                 <w:sz w:val="18"/>
                 <w:szCs w:val="18"/>
-                <w:bdr w:val="none" w:color="auto" w:sz="0" w:space="0"/>
                 <w:lang w:val="en-US" w:eastAsia="zh-CN" w:bidi="ar"/>
               </w:rPr>
               <w:t>实施时间</w:t>
@@ -4383,7 +4372,6 @@
                 <w:kern w:val="0"/>
                 <w:sz w:val="18"/>
                 <w:szCs w:val="18"/>
-                <w:bdr w:val="none" w:color="auto" w:sz="0" w:space="0"/>
                 <w:lang w:val="en-US" w:eastAsia="zh-CN" w:bidi="ar"/>
               </w:rPr>
               <w:t>责任部门</w:t>
@@ -4474,7 +4462,6 @@
                 <w:kern w:val="0"/>
                 <w:sz w:val="18"/>
                 <w:szCs w:val="18"/>
-                <w:bdr w:val="none" w:color="auto" w:sz="0" w:space="0"/>
                 <w:lang w:val="en-US" w:eastAsia="zh-CN" w:bidi="ar"/>
               </w:rPr>
               <w:t>充电桩数量</w:t>
@@ -4543,7 +4530,6 @@
                 <w:kern w:val="0"/>
                 <w:sz w:val="18"/>
                 <w:szCs w:val="18"/>
-                <w:bdr w:val="none" w:color="auto" w:sz="0" w:space="0"/>
                 <w:lang w:val="en-US" w:eastAsia="zh-CN" w:bidi="ar"/>
               </w:rPr>
               <w:t>60个车位</w:t>
@@ -4612,7 +4598,6 @@
                 <w:kern w:val="0"/>
                 <w:sz w:val="18"/>
                 <w:szCs w:val="18"/>
-                <w:bdr w:val="none" w:color="auto" w:sz="0" w:space="0"/>
                 <w:lang w:val="en-US" w:eastAsia="zh-CN" w:bidi="ar"/>
               </w:rPr>
               <w:t>预留20%扩容空间（12个）</w:t>
@@ -4681,7 +4666,6 @@
                 <w:kern w:val="0"/>
                 <w:sz w:val="18"/>
                 <w:szCs w:val="18"/>
-                <w:bdr w:val="none" w:color="auto" w:sz="0" w:space="0"/>
                 <w:lang w:val="en-US" w:eastAsia="zh-CN" w:bidi="ar"/>
               </w:rPr>
               <w:t>2025年Q4</w:t>
@@ -4750,7 +4734,6 @@
                 <w:kern w:val="0"/>
                 <w:sz w:val="18"/>
                 <w:szCs w:val="18"/>
-                <w:bdr w:val="none" w:color="auto" w:sz="0" w:space="0"/>
                 <w:lang w:val="en-US" w:eastAsia="zh-CN" w:bidi="ar"/>
               </w:rPr>
               <w:t>运维部、采购部</w:t>
@@ -4841,7 +4824,6 @@
                 <w:kern w:val="0"/>
                 <w:sz w:val="18"/>
                 <w:szCs w:val="18"/>
-                <w:bdr w:val="none" w:color="auto" w:sz="0" w:space="0"/>
                 <w:lang w:val="en-US" w:eastAsia="zh-CN" w:bidi="ar"/>
               </w:rPr>
               <w:t>电力容量</w:t>
@@ -4910,7 +4892,6 @@
                 <w:kern w:val="0"/>
                 <w:sz w:val="18"/>
                 <w:szCs w:val="18"/>
-                <w:bdr w:val="none" w:color="auto" w:sz="0" w:space="0"/>
                 <w:lang w:val="en-US" w:eastAsia="zh-CN" w:bidi="ar"/>
               </w:rPr>
               <w:t>满足当前需求</w:t>
@@ -4979,7 +4960,6 @@
                 <w:kern w:val="0"/>
                 <w:sz w:val="18"/>
                 <w:szCs w:val="18"/>
-                <w:bdr w:val="none" w:color="auto" w:sz="0" w:space="0"/>
                 <w:lang w:val="en-US" w:eastAsia="zh-CN" w:bidi="ar"/>
               </w:rPr>
               <w:t>增加30%备用容量</w:t>
@@ -5048,7 +5028,6 @@
                 <w:kern w:val="0"/>
                 <w:sz w:val="18"/>
                 <w:szCs w:val="18"/>
-                <w:bdr w:val="none" w:color="auto" w:sz="0" w:space="0"/>
                 <w:lang w:val="en-US" w:eastAsia="zh-CN" w:bidi="ar"/>
               </w:rPr>
               <w:t>2025年Q3</w:t>
@@ -5117,7 +5096,6 @@
                 <w:kern w:val="0"/>
                 <w:sz w:val="18"/>
                 <w:szCs w:val="18"/>
-                <w:bdr w:val="none" w:color="auto" w:sz="0" w:space="0"/>
                 <w:lang w:val="en-US" w:eastAsia="zh-CN" w:bidi="ar"/>
               </w:rPr>
               <w:t>基础环境运维</w:t>
@@ -5208,7 +5186,6 @@
                 <w:kern w:val="0"/>
                 <w:sz w:val="18"/>
                 <w:szCs w:val="18"/>
-                <w:bdr w:val="none" w:color="auto" w:sz="0" w:space="0"/>
                 <w:lang w:val="en-US" w:eastAsia="zh-CN" w:bidi="ar"/>
               </w:rPr>
               <w:t>网络带宽</w:t>
@@ -5277,7 +5254,6 @@
                 <w:kern w:val="0"/>
                 <w:sz w:val="18"/>
                 <w:szCs w:val="18"/>
-                <w:bdr w:val="none" w:color="auto" w:sz="0" w:space="0"/>
                 <w:lang w:val="en-US" w:eastAsia="zh-CN" w:bidi="ar"/>
               </w:rPr>
               <w:t>基础保障</w:t>
@@ -5346,7 +5322,6 @@
                 <w:kern w:val="0"/>
                 <w:sz w:val="18"/>
                 <w:szCs w:val="18"/>
-                <w:bdr w:val="none" w:color="auto" w:sz="0" w:space="0"/>
                 <w:lang w:val="en-US" w:eastAsia="zh-CN" w:bidi="ar"/>
               </w:rPr>
               <w:t>提升至200%冗余</w:t>
@@ -5415,7 +5390,6 @@
                 <w:kern w:val="0"/>
                 <w:sz w:val="18"/>
                 <w:szCs w:val="18"/>
-                <w:bdr w:val="none" w:color="auto" w:sz="0" w:space="0"/>
                 <w:lang w:val="en-US" w:eastAsia="zh-CN" w:bidi="ar"/>
               </w:rPr>
               <w:t>2025年Q2</w:t>
@@ -5484,7 +5458,6 @@
                 <w:kern w:val="0"/>
                 <w:sz w:val="18"/>
                 <w:szCs w:val="18"/>
-                <w:bdr w:val="none" w:color="auto" w:sz="0" w:space="0"/>
                 <w:lang w:val="en-US" w:eastAsia="zh-CN" w:bidi="ar"/>
               </w:rPr>
               <w:t>网络工程师</w:t>
@@ -5575,7 +5548,6 @@
                 <w:kern w:val="0"/>
                 <w:sz w:val="18"/>
                 <w:szCs w:val="18"/>
-                <w:bdr w:val="none" w:color="auto" w:sz="0" w:space="0"/>
                 <w:lang w:val="en-US" w:eastAsia="zh-CN" w:bidi="ar"/>
               </w:rPr>
               <w:t>存储设备</w:t>
@@ -5644,7 +5616,6 @@
                 <w:kern w:val="0"/>
                 <w:sz w:val="18"/>
                 <w:szCs w:val="18"/>
-                <w:bdr w:val="none" w:color="auto" w:sz="0" w:space="0"/>
                 <w:lang w:val="en-US" w:eastAsia="zh-CN" w:bidi="ar"/>
               </w:rPr>
               <w:t>当前需求</w:t>
@@ -5713,7 +5684,6 @@
                 <w:kern w:val="0"/>
                 <w:sz w:val="18"/>
                 <w:szCs w:val="18"/>
-                <w:bdr w:val="none" w:color="auto" w:sz="0" w:space="0"/>
                 <w:lang w:val="en-US" w:eastAsia="zh-CN" w:bidi="ar"/>
               </w:rPr>
               <w:t>增加50%存储空间</w:t>
@@ -5782,7 +5752,6 @@
                 <w:kern w:val="0"/>
                 <w:sz w:val="18"/>
                 <w:szCs w:val="18"/>
-                <w:bdr w:val="none" w:color="auto" w:sz="0" w:space="0"/>
                 <w:lang w:val="en-US" w:eastAsia="zh-CN" w:bidi="ar"/>
               </w:rPr>
               <w:t>2025年Q3</w:t>
@@ -5851,7 +5820,6 @@
                 <w:kern w:val="0"/>
                 <w:sz w:val="18"/>
                 <w:szCs w:val="18"/>
-                <w:bdr w:val="none" w:color="auto" w:sz="0" w:space="0"/>
                 <w:lang w:val="en-US" w:eastAsia="zh-CN" w:bidi="ar"/>
               </w:rPr>
               <w:t>软件运维工程师</w:t>
@@ -5894,6 +5862,7 @@
     </w:p>
     <w:tbl>
       <w:tblPr>
+        <w:tblStyle w:val="20"/>
         <w:tblW w:w="8495" w:type="dxa"/>
         <w:jc w:val="center"/>
         <w:tblBorders>
@@ -5929,6 +5898,7 @@
             <w:insideH w:val="none" w:color="auto" w:sz="0" w:space="0"/>
             <w:insideV w:val="none" w:color="auto" w:sz="0" w:space="0"/>
           </w:tblBorders>
+          <w:shd w:val="clear" w:color="auto" w:fill="FFFFFF"/>
           <w:tblCellMar>
             <w:top w:w="15" w:type="dxa"/>
             <w:left w:w="15" w:type="dxa"/>
@@ -6007,7 +5977,6 @@
                 <w:kern w:val="0"/>
                 <w:sz w:val="18"/>
                 <w:szCs w:val="18"/>
-                <w:bdr w:val="none" w:color="auto" w:sz="0" w:space="0"/>
                 <w:lang w:val="en-US" w:eastAsia="zh-CN" w:bidi="ar"/>
               </w:rPr>
               <w:t>系统模块</w:t>
@@ -6080,7 +6049,6 @@
                 <w:kern w:val="0"/>
                 <w:sz w:val="18"/>
                 <w:szCs w:val="18"/>
-                <w:bdr w:val="none" w:color="auto" w:sz="0" w:space="0"/>
                 <w:lang w:val="en-US" w:eastAsia="zh-CN" w:bidi="ar"/>
               </w:rPr>
               <w:t>扩容策略</w:t>
@@ -6153,7 +6121,6 @@
                 <w:kern w:val="0"/>
                 <w:sz w:val="18"/>
                 <w:szCs w:val="18"/>
-                <w:bdr w:val="none" w:color="auto" w:sz="0" w:space="0"/>
                 <w:lang w:val="en-US" w:eastAsia="zh-CN" w:bidi="ar"/>
               </w:rPr>
               <w:t>技术方案</w:t>
@@ -6226,10 +6193,303 @@
                 <w:kern w:val="0"/>
                 <w:sz w:val="18"/>
                 <w:szCs w:val="18"/>
-                <w:bdr w:val="none" w:color="auto" w:sz="0" w:space="0"/>
                 <w:lang w:val="en-US" w:eastAsia="zh-CN" w:bidi="ar"/>
               </w:rPr>
               <w:t>实施阶段</w:t>
+            </w:r>
+          </w:p>
+        </w:tc>
+      </w:tr>
+      <w:tr>
+        <w:tblPrEx>
+          <w:tblBorders>
+            <w:top w:val="none" w:color="auto" w:sz="0" w:space="0"/>
+            <w:left w:val="none" w:color="auto" w:sz="0" w:space="0"/>
+            <w:bottom w:val="none" w:color="auto" w:sz="0" w:space="0"/>
+            <w:right w:val="none" w:color="auto" w:sz="0" w:space="0"/>
+            <w:insideH w:val="none" w:color="auto" w:sz="0" w:space="0"/>
+            <w:insideV w:val="none" w:color="auto" w:sz="0" w:space="0"/>
+          </w:tblBorders>
+          <w:tblCellMar>
+            <w:top w:w="15" w:type="dxa"/>
+            <w:left w:w="15" w:type="dxa"/>
+            <w:bottom w:w="15" w:type="dxa"/>
+            <w:right w:w="15" w:type="dxa"/>
+          </w:tblCellMar>
+        </w:tblPrEx>
+        <w:trPr>
+          <w:trHeight w:val="0" w:hRule="atLeast"/>
+          <w:jc w:val="center"/>
+        </w:trPr>
+        <w:tc>
+          <w:tcPr>
+            <w:tcW w:w="0" w:type="auto"/>
+            <w:tcBorders>
+              <w:top w:val="single" w:color="auto" w:sz="4" w:space="0"/>
+              <w:left w:val="single" w:color="auto" w:sz="12" w:space="0"/>
+              <w:bottom w:val="nil"/>
+              <w:right w:val="nil"/>
+            </w:tcBorders>
+            <w:shd w:val="clear" w:color="auto" w:fill="FFFFFF"/>
+            <w:noWrap w:val="0"/>
+            <w:tcMar>
+              <w:top w:w="120" w:type="dxa"/>
+              <w:left w:w="-1" w:type="dxa"/>
+              <w:bottom w:w="120" w:type="dxa"/>
+              <w:right w:w="192" w:type="dxa"/>
+            </w:tcMar>
+            <w:vAlign w:val="center"/>
+          </w:tcPr>
+          <w:p>
+            <w:pPr>
+              <w:keepNext w:val="0"/>
+              <w:keepLines w:val="0"/>
+              <w:pageBreakBefore w:val="0"/>
+              <w:widowControl w:val="0"/>
+              <w:suppressLineNumbers w:val="0"/>
+              <w:kinsoku w:val="0"/>
+              <w:wordWrap/>
+              <w:overflowPunct/>
+              <w:topLinePunct w:val="0"/>
+              <w:autoSpaceDE w:val="0"/>
+              <w:autoSpaceDN w:val="0"/>
+              <w:bidi w:val="0"/>
+              <w:adjustRightInd w:val="0"/>
+              <w:snapToGrid w:val="0"/>
+              <w:spacing w:line="240" w:lineRule="auto"/>
+              <w:ind w:left="0" w:leftChars="0" w:right="0" w:rightChars="0" w:firstLine="0" w:firstLineChars="0"/>
+              <w:jc w:val="center"/>
+              <w:textAlignment w:val="baseline"/>
+              <w:rPr>
+                <w:rFonts w:hint="default" w:ascii="Segoe UI" w:hAnsi="Segoe UI" w:eastAsia="Segoe UI" w:cs="Segoe UI"/>
+                <w:i w:val="0"/>
+                <w:iCs w:val="0"/>
+                <w:caps w:val="0"/>
+                <w:color w:val="0F1115"/>
+                <w:spacing w:val="0"/>
+                <w:sz w:val="18"/>
+                <w:szCs w:val="18"/>
+              </w:rPr>
+            </w:pPr>
+            <w:r>
+              <w:rPr>
+                <w:rFonts w:hint="default" w:ascii="Segoe UI" w:hAnsi="Segoe UI" w:eastAsia="Segoe UI" w:cs="Segoe UI"/>
+                <w:i w:val="0"/>
+                <w:iCs w:val="0"/>
+                <w:caps w:val="0"/>
+                <w:snapToGrid w:val="0"/>
+                <w:color w:val="000000"/>
+                <w:spacing w:val="0"/>
+                <w:kern w:val="0"/>
+                <w:sz w:val="18"/>
+                <w:szCs w:val="18"/>
+                <w:lang w:val="en-US" w:eastAsia="zh-CN" w:bidi="ar"/>
+              </w:rPr>
+              <w:t>用户认证系统</w:t>
+            </w:r>
+          </w:p>
+        </w:tc>
+        <w:tc>
+          <w:tcPr>
+            <w:tcW w:w="0" w:type="auto"/>
+            <w:tcBorders>
+              <w:top w:val="single" w:color="auto" w:sz="4" w:space="0"/>
+              <w:left w:val="single" w:color="auto" w:sz="4" w:space="0"/>
+              <w:bottom w:val="nil"/>
+              <w:right w:val="nil"/>
+            </w:tcBorders>
+            <w:shd w:val="clear" w:color="auto" w:fill="FFFFFF"/>
+            <w:noWrap w:val="0"/>
+            <w:tcMar>
+              <w:top w:w="120" w:type="dxa"/>
+              <w:left w:w="192" w:type="dxa"/>
+              <w:bottom w:w="120" w:type="dxa"/>
+              <w:right w:w="192" w:type="dxa"/>
+            </w:tcMar>
+            <w:vAlign w:val="center"/>
+          </w:tcPr>
+          <w:p>
+            <w:pPr>
+              <w:keepNext w:val="0"/>
+              <w:keepLines w:val="0"/>
+              <w:pageBreakBefore w:val="0"/>
+              <w:widowControl w:val="0"/>
+              <w:suppressLineNumbers w:val="0"/>
+              <w:kinsoku w:val="0"/>
+              <w:wordWrap/>
+              <w:overflowPunct/>
+              <w:topLinePunct w:val="0"/>
+              <w:autoSpaceDE w:val="0"/>
+              <w:autoSpaceDN w:val="0"/>
+              <w:bidi w:val="0"/>
+              <w:adjustRightInd w:val="0"/>
+              <w:snapToGrid w:val="0"/>
+              <w:spacing w:line="240" w:lineRule="auto"/>
+              <w:ind w:left="0" w:leftChars="0" w:right="0" w:rightChars="0" w:firstLine="0" w:firstLineChars="0"/>
+              <w:jc w:val="center"/>
+              <w:textAlignment w:val="baseline"/>
+              <w:rPr>
+                <w:rFonts w:hint="default" w:ascii="Segoe UI" w:hAnsi="Segoe UI" w:eastAsia="Segoe UI" w:cs="Segoe UI"/>
+                <w:i w:val="0"/>
+                <w:iCs w:val="0"/>
+                <w:caps w:val="0"/>
+                <w:color w:val="0F1115"/>
+                <w:spacing w:val="0"/>
+                <w:sz w:val="18"/>
+                <w:szCs w:val="18"/>
+              </w:rPr>
+            </w:pPr>
+            <w:r>
+              <w:rPr>
+                <w:rFonts w:hint="default" w:ascii="Segoe UI" w:hAnsi="Segoe UI" w:eastAsia="Segoe UI" w:cs="Segoe UI"/>
+                <w:i w:val="0"/>
+                <w:iCs w:val="0"/>
+                <w:caps w:val="0"/>
+                <w:snapToGrid w:val="0"/>
+                <w:color w:val="000000"/>
+                <w:spacing w:val="0"/>
+                <w:kern w:val="0"/>
+                <w:sz w:val="18"/>
+                <w:szCs w:val="18"/>
+                <w:lang w:val="en-US" w:eastAsia="zh-CN" w:bidi="ar"/>
+              </w:rPr>
+              <w:t>水平扩展</w:t>
+            </w:r>
+          </w:p>
+        </w:tc>
+        <w:tc>
+          <w:tcPr>
+            <w:tcW w:w="0" w:type="auto"/>
+            <w:tcBorders>
+              <w:top w:val="single" w:color="auto" w:sz="4" w:space="0"/>
+              <w:left w:val="single" w:color="auto" w:sz="4" w:space="0"/>
+              <w:bottom w:val="nil"/>
+              <w:right w:val="nil"/>
+            </w:tcBorders>
+            <w:shd w:val="clear" w:color="auto" w:fill="FFFFFF"/>
+            <w:noWrap w:val="0"/>
+            <w:tcMar>
+              <w:top w:w="120" w:type="dxa"/>
+              <w:left w:w="192" w:type="dxa"/>
+              <w:bottom w:w="120" w:type="dxa"/>
+              <w:right w:w="192" w:type="dxa"/>
+            </w:tcMar>
+            <w:vAlign w:val="center"/>
+          </w:tcPr>
+          <w:p>
+            <w:pPr>
+              <w:keepNext w:val="0"/>
+              <w:keepLines w:val="0"/>
+              <w:pageBreakBefore w:val="0"/>
+              <w:widowControl w:val="0"/>
+              <w:suppressLineNumbers w:val="0"/>
+              <w:kinsoku w:val="0"/>
+              <w:wordWrap/>
+              <w:overflowPunct/>
+              <w:topLinePunct w:val="0"/>
+              <w:autoSpaceDE w:val="0"/>
+              <w:autoSpaceDN w:val="0"/>
+              <w:bidi w:val="0"/>
+              <w:adjustRightInd w:val="0"/>
+              <w:snapToGrid w:val="0"/>
+              <w:spacing w:line="240" w:lineRule="auto"/>
+              <w:ind w:left="0" w:leftChars="0" w:right="0" w:rightChars="0" w:firstLine="0" w:firstLineChars="0"/>
+              <w:jc w:val="center"/>
+              <w:textAlignment w:val="baseline"/>
+              <w:rPr>
+                <w:rFonts w:hint="default" w:ascii="Segoe UI" w:hAnsi="Segoe UI" w:eastAsia="Segoe UI" w:cs="Segoe UI"/>
+                <w:i w:val="0"/>
+                <w:iCs w:val="0"/>
+                <w:caps w:val="0"/>
+                <w:color w:val="0F1115"/>
+                <w:spacing w:val="0"/>
+                <w:sz w:val="18"/>
+                <w:szCs w:val="18"/>
+              </w:rPr>
+            </w:pPr>
+            <w:r>
+              <w:rPr>
+                <w:rFonts w:hint="default" w:ascii="Segoe UI" w:hAnsi="Segoe UI" w:eastAsia="Segoe UI" w:cs="Segoe UI"/>
+                <w:i w:val="0"/>
+                <w:iCs w:val="0"/>
+                <w:caps w:val="0"/>
+                <w:snapToGrid w:val="0"/>
+                <w:color w:val="000000"/>
+                <w:spacing w:val="0"/>
+                <w:kern w:val="0"/>
+                <w:sz w:val="18"/>
+                <w:szCs w:val="18"/>
+                <w:lang w:val="en-US" w:eastAsia="zh-CN" w:bidi="ar"/>
+              </w:rPr>
+              <w:t>增加认证服务器节点</w:t>
+            </w:r>
+          </w:p>
+        </w:tc>
+        <w:tc>
+          <w:tcPr>
+            <w:tcW w:w="1599" w:type="dxa"/>
+            <w:tcBorders>
+              <w:top w:val="single" w:color="auto" w:sz="4" w:space="0"/>
+              <w:left w:val="single" w:color="auto" w:sz="4" w:space="0"/>
+              <w:bottom w:val="nil"/>
+              <w:right w:val="single" w:color="auto" w:sz="12" w:space="0"/>
+            </w:tcBorders>
+            <w:shd w:val="clear" w:color="auto" w:fill="FFFFFF"/>
+            <w:noWrap w:val="0"/>
+            <w:tcMar>
+              <w:top w:w="120" w:type="dxa"/>
+              <w:left w:w="192" w:type="dxa"/>
+              <w:bottom w:w="120" w:type="dxa"/>
+              <w:right w:w="-1" w:type="dxa"/>
+            </w:tcMar>
+            <w:vAlign w:val="center"/>
+          </w:tcPr>
+          <w:p>
+            <w:pPr>
+              <w:keepNext w:val="0"/>
+              <w:keepLines w:val="0"/>
+              <w:pageBreakBefore w:val="0"/>
+              <w:widowControl w:val="0"/>
+              <w:suppressLineNumbers w:val="0"/>
+              <w:kinsoku w:val="0"/>
+              <w:wordWrap/>
+              <w:overflowPunct/>
+              <w:topLinePunct w:val="0"/>
+              <w:autoSpaceDE w:val="0"/>
+              <w:autoSpaceDN w:val="0"/>
+              <w:bidi w:val="0"/>
+              <w:adjustRightInd w:val="0"/>
+              <w:snapToGrid w:val="0"/>
+              <w:spacing w:line="240" w:lineRule="auto"/>
+              <w:ind w:left="0" w:leftChars="0" w:right="0" w:rightChars="0" w:firstLine="0" w:firstLineChars="0"/>
+              <w:jc w:val="center"/>
+              <w:textAlignment w:val="baseline"/>
+              <w:rPr>
+                <w:rFonts w:hint="default" w:ascii="Segoe UI" w:hAnsi="Segoe UI" w:eastAsia="Segoe UI" w:cs="Segoe UI"/>
+                <w:i w:val="0"/>
+                <w:iCs w:val="0"/>
+                <w:caps w:val="0"/>
+                <w:color w:val="0F1115"/>
+                <w:spacing w:val="0"/>
+                <w:sz w:val="18"/>
+                <w:szCs w:val="18"/>
+              </w:rPr>
+            </w:pPr>
+            <w:r>
+              <w:rPr>
+                <w:rFonts w:hint="default" w:ascii="Segoe UI" w:hAnsi="Segoe UI" w:eastAsia="Segoe UI" w:cs="Segoe UI"/>
+                <w:i w:val="0"/>
+                <w:iCs w:val="0"/>
+                <w:caps w:val="0"/>
+                <w:snapToGrid w:val="0"/>
+                <w:color w:val="000000"/>
+                <w:spacing w:val="0"/>
+                <w:kern w:val="0"/>
+                <w:sz w:val="18"/>
+                <w:szCs w:val="18"/>
+                <w:lang w:val="en-US" w:eastAsia="zh-CN" w:bidi="ar"/>
+              </w:rPr>
+              <w:t>2025年Q3</w:t>
             </w:r>
           </w:p>
         </w:tc>
@@ -6318,305 +6578,6 @@
                 <w:kern w:val="0"/>
                 <w:sz w:val="18"/>
                 <w:szCs w:val="18"/>
-                <w:bdr w:val="none" w:color="auto" w:sz="0" w:space="0"/>
-                <w:lang w:val="en-US" w:eastAsia="zh-CN" w:bidi="ar"/>
-              </w:rPr>
-              <w:t>用户认证系统</w:t>
-            </w:r>
-          </w:p>
-        </w:tc>
-        <w:tc>
-          <w:tcPr>
-            <w:tcW w:w="0" w:type="auto"/>
-            <w:tcBorders>
-              <w:top w:val="single" w:color="auto" w:sz="4" w:space="0"/>
-              <w:left w:val="single" w:color="auto" w:sz="4" w:space="0"/>
-              <w:bottom w:val="nil"/>
-              <w:right w:val="nil"/>
-            </w:tcBorders>
-            <w:shd w:val="clear" w:color="auto" w:fill="FFFFFF"/>
-            <w:noWrap w:val="0"/>
-            <w:tcMar>
-              <w:top w:w="120" w:type="dxa"/>
-              <w:left w:w="192" w:type="dxa"/>
-              <w:bottom w:w="120" w:type="dxa"/>
-              <w:right w:w="192" w:type="dxa"/>
-            </w:tcMar>
-            <w:vAlign w:val="center"/>
-          </w:tcPr>
-          <w:p>
-            <w:pPr>
-              <w:keepNext w:val="0"/>
-              <w:keepLines w:val="0"/>
-              <w:pageBreakBefore w:val="0"/>
-              <w:widowControl w:val="0"/>
-              <w:suppressLineNumbers w:val="0"/>
-              <w:kinsoku w:val="0"/>
-              <w:wordWrap/>
-              <w:overflowPunct/>
-              <w:topLinePunct w:val="0"/>
-              <w:autoSpaceDE w:val="0"/>
-              <w:autoSpaceDN w:val="0"/>
-              <w:bidi w:val="0"/>
-              <w:adjustRightInd w:val="0"/>
-              <w:snapToGrid w:val="0"/>
-              <w:spacing w:line="240" w:lineRule="auto"/>
-              <w:ind w:left="0" w:leftChars="0" w:right="0" w:rightChars="0" w:firstLine="0" w:firstLineChars="0"/>
-              <w:jc w:val="center"/>
-              <w:textAlignment w:val="baseline"/>
-              <w:rPr>
-                <w:rFonts w:hint="default" w:ascii="Segoe UI" w:hAnsi="Segoe UI" w:eastAsia="Segoe UI" w:cs="Segoe UI"/>
-                <w:i w:val="0"/>
-                <w:iCs w:val="0"/>
-                <w:caps w:val="0"/>
-                <w:color w:val="0F1115"/>
-                <w:spacing w:val="0"/>
-                <w:sz w:val="18"/>
-                <w:szCs w:val="18"/>
-              </w:rPr>
-            </w:pPr>
-            <w:r>
-              <w:rPr>
-                <w:rFonts w:hint="default" w:ascii="Segoe UI" w:hAnsi="Segoe UI" w:eastAsia="Segoe UI" w:cs="Segoe UI"/>
-                <w:i w:val="0"/>
-                <w:iCs w:val="0"/>
-                <w:caps w:val="0"/>
-                <w:snapToGrid w:val="0"/>
-                <w:color w:val="000000"/>
-                <w:spacing w:val="0"/>
-                <w:kern w:val="0"/>
-                <w:sz w:val="18"/>
-                <w:szCs w:val="18"/>
-                <w:bdr w:val="none" w:color="auto" w:sz="0" w:space="0"/>
-                <w:lang w:val="en-US" w:eastAsia="zh-CN" w:bidi="ar"/>
-              </w:rPr>
-              <w:t>水平扩展</w:t>
-            </w:r>
-          </w:p>
-        </w:tc>
-        <w:tc>
-          <w:tcPr>
-            <w:tcW w:w="0" w:type="auto"/>
-            <w:tcBorders>
-              <w:top w:val="single" w:color="auto" w:sz="4" w:space="0"/>
-              <w:left w:val="single" w:color="auto" w:sz="4" w:space="0"/>
-              <w:bottom w:val="nil"/>
-              <w:right w:val="nil"/>
-            </w:tcBorders>
-            <w:shd w:val="clear" w:color="auto" w:fill="FFFFFF"/>
-            <w:noWrap w:val="0"/>
-            <w:tcMar>
-              <w:top w:w="120" w:type="dxa"/>
-              <w:left w:w="192" w:type="dxa"/>
-              <w:bottom w:w="120" w:type="dxa"/>
-              <w:right w:w="192" w:type="dxa"/>
-            </w:tcMar>
-            <w:vAlign w:val="center"/>
-          </w:tcPr>
-          <w:p>
-            <w:pPr>
-              <w:keepNext w:val="0"/>
-              <w:keepLines w:val="0"/>
-              <w:pageBreakBefore w:val="0"/>
-              <w:widowControl w:val="0"/>
-              <w:suppressLineNumbers w:val="0"/>
-              <w:kinsoku w:val="0"/>
-              <w:wordWrap/>
-              <w:overflowPunct/>
-              <w:topLinePunct w:val="0"/>
-              <w:autoSpaceDE w:val="0"/>
-              <w:autoSpaceDN w:val="0"/>
-              <w:bidi w:val="0"/>
-              <w:adjustRightInd w:val="0"/>
-              <w:snapToGrid w:val="0"/>
-              <w:spacing w:line="240" w:lineRule="auto"/>
-              <w:ind w:left="0" w:leftChars="0" w:right="0" w:rightChars="0" w:firstLine="0" w:firstLineChars="0"/>
-              <w:jc w:val="center"/>
-              <w:textAlignment w:val="baseline"/>
-              <w:rPr>
-                <w:rFonts w:hint="default" w:ascii="Segoe UI" w:hAnsi="Segoe UI" w:eastAsia="Segoe UI" w:cs="Segoe UI"/>
-                <w:i w:val="0"/>
-                <w:iCs w:val="0"/>
-                <w:caps w:val="0"/>
-                <w:color w:val="0F1115"/>
-                <w:spacing w:val="0"/>
-                <w:sz w:val="18"/>
-                <w:szCs w:val="18"/>
-              </w:rPr>
-            </w:pPr>
-            <w:r>
-              <w:rPr>
-                <w:rFonts w:hint="default" w:ascii="Segoe UI" w:hAnsi="Segoe UI" w:eastAsia="Segoe UI" w:cs="Segoe UI"/>
-                <w:i w:val="0"/>
-                <w:iCs w:val="0"/>
-                <w:caps w:val="0"/>
-                <w:snapToGrid w:val="0"/>
-                <w:color w:val="000000"/>
-                <w:spacing w:val="0"/>
-                <w:kern w:val="0"/>
-                <w:sz w:val="18"/>
-                <w:szCs w:val="18"/>
-                <w:bdr w:val="none" w:color="auto" w:sz="0" w:space="0"/>
-                <w:lang w:val="en-US" w:eastAsia="zh-CN" w:bidi="ar"/>
-              </w:rPr>
-              <w:t>增加认证服务器节点</w:t>
-            </w:r>
-          </w:p>
-        </w:tc>
-        <w:tc>
-          <w:tcPr>
-            <w:tcW w:w="1599" w:type="dxa"/>
-            <w:tcBorders>
-              <w:top w:val="single" w:color="auto" w:sz="4" w:space="0"/>
-              <w:left w:val="single" w:color="auto" w:sz="4" w:space="0"/>
-              <w:bottom w:val="nil"/>
-              <w:right w:val="single" w:color="auto" w:sz="12" w:space="0"/>
-            </w:tcBorders>
-            <w:shd w:val="clear" w:color="auto" w:fill="FFFFFF"/>
-            <w:noWrap w:val="0"/>
-            <w:tcMar>
-              <w:top w:w="120" w:type="dxa"/>
-              <w:left w:w="192" w:type="dxa"/>
-              <w:bottom w:w="120" w:type="dxa"/>
-              <w:right w:w="-1" w:type="dxa"/>
-            </w:tcMar>
-            <w:vAlign w:val="center"/>
-          </w:tcPr>
-          <w:p>
-            <w:pPr>
-              <w:keepNext w:val="0"/>
-              <w:keepLines w:val="0"/>
-              <w:pageBreakBefore w:val="0"/>
-              <w:widowControl w:val="0"/>
-              <w:suppressLineNumbers w:val="0"/>
-              <w:kinsoku w:val="0"/>
-              <w:wordWrap/>
-              <w:overflowPunct/>
-              <w:topLinePunct w:val="0"/>
-              <w:autoSpaceDE w:val="0"/>
-              <w:autoSpaceDN w:val="0"/>
-              <w:bidi w:val="0"/>
-              <w:adjustRightInd w:val="0"/>
-              <w:snapToGrid w:val="0"/>
-              <w:spacing w:line="240" w:lineRule="auto"/>
-              <w:ind w:left="0" w:leftChars="0" w:right="0" w:rightChars="0" w:firstLine="0" w:firstLineChars="0"/>
-              <w:jc w:val="center"/>
-              <w:textAlignment w:val="baseline"/>
-              <w:rPr>
-                <w:rFonts w:hint="default" w:ascii="Segoe UI" w:hAnsi="Segoe UI" w:eastAsia="Segoe UI" w:cs="Segoe UI"/>
-                <w:i w:val="0"/>
-                <w:iCs w:val="0"/>
-                <w:caps w:val="0"/>
-                <w:color w:val="0F1115"/>
-                <w:spacing w:val="0"/>
-                <w:sz w:val="18"/>
-                <w:szCs w:val="18"/>
-              </w:rPr>
-            </w:pPr>
-            <w:r>
-              <w:rPr>
-                <w:rFonts w:hint="default" w:ascii="Segoe UI" w:hAnsi="Segoe UI" w:eastAsia="Segoe UI" w:cs="Segoe UI"/>
-                <w:i w:val="0"/>
-                <w:iCs w:val="0"/>
-                <w:caps w:val="0"/>
-                <w:snapToGrid w:val="0"/>
-                <w:color w:val="000000"/>
-                <w:spacing w:val="0"/>
-                <w:kern w:val="0"/>
-                <w:sz w:val="18"/>
-                <w:szCs w:val="18"/>
-                <w:bdr w:val="none" w:color="auto" w:sz="0" w:space="0"/>
-                <w:lang w:val="en-US" w:eastAsia="zh-CN" w:bidi="ar"/>
-              </w:rPr>
-              <w:t>2025年Q3</w:t>
-            </w:r>
-          </w:p>
-        </w:tc>
-      </w:tr>
-      <w:tr>
-        <w:tblPrEx>
-          <w:tblBorders>
-            <w:top w:val="none" w:color="auto" w:sz="0" w:space="0"/>
-            <w:left w:val="none" w:color="auto" w:sz="0" w:space="0"/>
-            <w:bottom w:val="none" w:color="auto" w:sz="0" w:space="0"/>
-            <w:right w:val="none" w:color="auto" w:sz="0" w:space="0"/>
-            <w:insideH w:val="none" w:color="auto" w:sz="0" w:space="0"/>
-            <w:insideV w:val="none" w:color="auto" w:sz="0" w:space="0"/>
-          </w:tblBorders>
-          <w:tblCellMar>
-            <w:top w:w="15" w:type="dxa"/>
-            <w:left w:w="15" w:type="dxa"/>
-            <w:bottom w:w="15" w:type="dxa"/>
-            <w:right w:w="15" w:type="dxa"/>
-          </w:tblCellMar>
-        </w:tblPrEx>
-        <w:trPr>
-          <w:trHeight w:val="0" w:hRule="atLeast"/>
-          <w:jc w:val="center"/>
-        </w:trPr>
-        <w:tc>
-          <w:tcPr>
-            <w:tcW w:w="0" w:type="auto"/>
-            <w:tcBorders>
-              <w:top w:val="single" w:color="auto" w:sz="4" w:space="0"/>
-              <w:left w:val="single" w:color="auto" w:sz="12" w:space="0"/>
-              <w:bottom w:val="nil"/>
-              <w:right w:val="nil"/>
-            </w:tcBorders>
-            <w:shd w:val="clear" w:color="auto" w:fill="FFFFFF"/>
-            <w:noWrap w:val="0"/>
-            <w:tcMar>
-              <w:top w:w="120" w:type="dxa"/>
-              <w:left w:w="-1" w:type="dxa"/>
-              <w:bottom w:w="120" w:type="dxa"/>
-              <w:right w:w="192" w:type="dxa"/>
-            </w:tcMar>
-            <w:vAlign w:val="center"/>
-          </w:tcPr>
-          <w:p>
-            <w:pPr>
-              <w:keepNext w:val="0"/>
-              <w:keepLines w:val="0"/>
-              <w:pageBreakBefore w:val="0"/>
-              <w:widowControl w:val="0"/>
-              <w:suppressLineNumbers w:val="0"/>
-              <w:kinsoku w:val="0"/>
-              <w:wordWrap/>
-              <w:overflowPunct/>
-              <w:topLinePunct w:val="0"/>
-              <w:autoSpaceDE w:val="0"/>
-              <w:autoSpaceDN w:val="0"/>
-              <w:bidi w:val="0"/>
-              <w:adjustRightInd w:val="0"/>
-              <w:snapToGrid w:val="0"/>
-              <w:spacing w:line="240" w:lineRule="auto"/>
-              <w:ind w:left="0" w:leftChars="0" w:right="0" w:rightChars="0" w:firstLine="0" w:firstLineChars="0"/>
-              <w:jc w:val="center"/>
-              <w:textAlignment w:val="baseline"/>
-              <w:rPr>
-                <w:rFonts w:hint="default" w:ascii="Segoe UI" w:hAnsi="Segoe UI" w:eastAsia="Segoe UI" w:cs="Segoe UI"/>
-                <w:i w:val="0"/>
-                <w:iCs w:val="0"/>
-                <w:caps w:val="0"/>
-                <w:color w:val="0F1115"/>
-                <w:spacing w:val="0"/>
-                <w:sz w:val="18"/>
-                <w:szCs w:val="18"/>
-              </w:rPr>
-            </w:pPr>
-            <w:r>
-              <w:rPr>
-                <w:rFonts w:hint="default" w:ascii="Segoe UI" w:hAnsi="Segoe UI" w:eastAsia="Segoe UI" w:cs="Segoe UI"/>
-                <w:i w:val="0"/>
-                <w:iCs w:val="0"/>
-                <w:caps w:val="0"/>
-                <w:snapToGrid w:val="0"/>
-                <w:color w:val="000000"/>
-                <w:spacing w:val="0"/>
-                <w:kern w:val="0"/>
-                <w:sz w:val="18"/>
-                <w:szCs w:val="18"/>
-                <w:bdr w:val="none" w:color="auto" w:sz="0" w:space="0"/>
                 <w:lang w:val="en-US" w:eastAsia="zh-CN" w:bidi="ar"/>
               </w:rPr>
               <w:t>支付处理系统</w:t>
@@ -6685,7 +6646,6 @@
                 <w:kern w:val="0"/>
                 <w:sz w:val="18"/>
                 <w:szCs w:val="18"/>
-                <w:bdr w:val="none" w:color="auto" w:sz="0" w:space="0"/>
                 <w:lang w:val="en-US" w:eastAsia="zh-CN" w:bidi="ar"/>
               </w:rPr>
               <w:t>分布式部署</w:t>
@@ -6754,7 +6714,6 @@
                 <w:kern w:val="0"/>
                 <w:sz w:val="18"/>
                 <w:szCs w:val="18"/>
-                <w:bdr w:val="none" w:color="auto" w:sz="0" w:space="0"/>
                 <w:lang w:val="en-US" w:eastAsia="zh-CN" w:bidi="ar"/>
               </w:rPr>
               <w:t>采用微服务架构</w:t>
@@ -6823,7 +6782,6 @@
                 <w:kern w:val="0"/>
                 <w:sz w:val="18"/>
                 <w:szCs w:val="18"/>
-                <w:bdr w:val="none" w:color="auto" w:sz="0" w:space="0"/>
                 <w:lang w:val="en-US" w:eastAsia="zh-CN" w:bidi="ar"/>
               </w:rPr>
               <w:t>2025年Q4</w:t>
@@ -6914,7 +6872,6 @@
                 <w:kern w:val="0"/>
                 <w:sz w:val="18"/>
                 <w:szCs w:val="18"/>
-                <w:bdr w:val="none" w:color="auto" w:sz="0" w:space="0"/>
                 <w:lang w:val="en-US" w:eastAsia="zh-CN" w:bidi="ar"/>
               </w:rPr>
               <w:t>数据存储系统</w:t>
@@ -6983,7 +6940,6 @@
                 <w:kern w:val="0"/>
                 <w:sz w:val="18"/>
                 <w:szCs w:val="18"/>
-                <w:bdr w:val="none" w:color="auto" w:sz="0" w:space="0"/>
                 <w:lang w:val="en-US" w:eastAsia="zh-CN" w:bidi="ar"/>
               </w:rPr>
               <w:t>分库分表</w:t>
@@ -7052,7 +7008,6 @@
                 <w:kern w:val="0"/>
                 <w:sz w:val="18"/>
                 <w:szCs w:val="18"/>
-                <w:bdr w:val="none" w:color="auto" w:sz="0" w:space="0"/>
                 <w:lang w:val="en-US" w:eastAsia="zh-CN" w:bidi="ar"/>
               </w:rPr>
               <w:t>MySQL集群+Redis缓存</w:t>
@@ -7121,7 +7076,6 @@
                 <w:kern w:val="0"/>
                 <w:sz w:val="18"/>
                 <w:szCs w:val="18"/>
-                <w:bdr w:val="none" w:color="auto" w:sz="0" w:space="0"/>
                 <w:lang w:val="en-US" w:eastAsia="zh-CN" w:bidi="ar"/>
               </w:rPr>
               <w:t>2025年Q2</w:t>
@@ -7139,6 +7093,7 @@
             <w:insideH w:val="none" w:color="auto" w:sz="0" w:space="0"/>
             <w:insideV w:val="none" w:color="auto" w:sz="0" w:space="0"/>
           </w:tblBorders>
+          <w:shd w:val="clear" w:color="auto" w:fill="FFFFFF"/>
           <w:tblCellMar>
             <w:top w:w="15" w:type="dxa"/>
             <w:left w:w="15" w:type="dxa"/>
@@ -7212,7 +7167,6 @@
                 <w:kern w:val="0"/>
                 <w:sz w:val="18"/>
                 <w:szCs w:val="18"/>
-                <w:bdr w:val="none" w:color="auto" w:sz="0" w:space="0"/>
                 <w:lang w:val="en-US" w:eastAsia="zh-CN" w:bidi="ar"/>
               </w:rPr>
               <w:t>监控告警系统</w:t>
@@ -7281,7 +7235,6 @@
                 <w:kern w:val="0"/>
                 <w:sz w:val="18"/>
                 <w:szCs w:val="18"/>
-                <w:bdr w:val="none" w:color="auto" w:sz="0" w:space="0"/>
                 <w:lang w:val="en-US" w:eastAsia="zh-CN" w:bidi="ar"/>
               </w:rPr>
               <w:t>冗余备份</w:t>
@@ -7350,7 +7303,6 @@
                 <w:kern w:val="0"/>
                 <w:sz w:val="18"/>
                 <w:szCs w:val="18"/>
-                <w:bdr w:val="none" w:color="auto" w:sz="0" w:space="0"/>
                 <w:lang w:val="en-US" w:eastAsia="zh-CN" w:bidi="ar"/>
               </w:rPr>
               <w:t>多中心部署</w:t>
@@ -7419,7 +7371,6 @@
                 <w:kern w:val="0"/>
                 <w:sz w:val="18"/>
                 <w:szCs w:val="18"/>
-                <w:bdr w:val="none" w:color="auto" w:sz="0" w:space="0"/>
                 <w:lang w:val="en-US" w:eastAsia="zh-CN" w:bidi="ar"/>
               </w:rPr>
               <w:t>2025年Q3</w:t>
@@ -7462,6 +7413,7 @@
     </w:p>
     <w:tbl>
       <w:tblPr>
+        <w:tblStyle w:val="20"/>
         <w:tblW w:w="8495" w:type="dxa"/>
         <w:jc w:val="center"/>
         <w:tblBorders>
@@ -7498,6 +7450,13 @@
             <w:insideH w:val="none" w:color="auto" w:sz="0" w:space="0"/>
             <w:insideV w:val="none" w:color="auto" w:sz="0" w:space="0"/>
           </w:tblBorders>
+          <w:shd w:val="clear" w:color="auto" w:fill="FFFFFF"/>
+          <w:tblCellMar>
+            <w:top w:w="15" w:type="dxa"/>
+            <w:left w:w="15" w:type="dxa"/>
+            <w:bottom w:w="15" w:type="dxa"/>
+            <w:right w:w="15" w:type="dxa"/>
+          </w:tblCellMar>
         </w:tblPrEx>
         <w:trPr>
           <w:trHeight w:val="0" w:hRule="atLeast"/>
@@ -7570,7 +7529,6 @@
                 <w:kern w:val="0"/>
                 <w:sz w:val="18"/>
                 <w:szCs w:val="18"/>
-                <w:bdr w:val="none" w:color="auto" w:sz="0" w:space="0"/>
                 <w:lang w:val="en-US" w:eastAsia="zh-CN" w:bidi="ar"/>
               </w:rPr>
               <w:t>岗位类别</w:t>
@@ -7643,7 +7601,6 @@
                 <w:kern w:val="0"/>
                 <w:sz w:val="18"/>
                 <w:szCs w:val="18"/>
-                <w:bdr w:val="none" w:color="auto" w:sz="0" w:space="0"/>
                 <w:lang w:val="en-US" w:eastAsia="zh-CN" w:bidi="ar"/>
               </w:rPr>
               <w:t>当前配置</w:t>
@@ -7716,7 +7673,6 @@
                 <w:kern w:val="0"/>
                 <w:sz w:val="18"/>
                 <w:szCs w:val="18"/>
-                <w:bdr w:val="none" w:color="auto" w:sz="0" w:space="0"/>
                 <w:lang w:val="en-US" w:eastAsia="zh-CN" w:bidi="ar"/>
               </w:rPr>
               <w:t>扩容计划</w:t>
@@ -7789,7 +7745,6 @@
                 <w:kern w:val="0"/>
                 <w:sz w:val="18"/>
                 <w:szCs w:val="18"/>
-                <w:bdr w:val="none" w:color="auto" w:sz="0" w:space="0"/>
                 <w:lang w:val="en-US" w:eastAsia="zh-CN" w:bidi="ar"/>
               </w:rPr>
               <w:t>扩容时间</w:t>
@@ -7862,7 +7817,6 @@
                 <w:kern w:val="0"/>
                 <w:sz w:val="18"/>
                 <w:szCs w:val="18"/>
-                <w:bdr w:val="none" w:color="auto" w:sz="0" w:space="0"/>
                 <w:lang w:val="en-US" w:eastAsia="zh-CN" w:bidi="ar"/>
               </w:rPr>
               <w:t>培训安排</w:t>
@@ -7953,7 +7907,6 @@
                 <w:kern w:val="0"/>
                 <w:sz w:val="18"/>
                 <w:szCs w:val="18"/>
-                <w:bdr w:val="none" w:color="auto" w:sz="0" w:space="0"/>
                 <w:lang w:val="en-US" w:eastAsia="zh-CN" w:bidi="ar"/>
               </w:rPr>
               <w:t>运维工程师</w:t>
@@ -8022,7 +7975,6 @@
                 <w:kern w:val="0"/>
                 <w:sz w:val="18"/>
                 <w:szCs w:val="18"/>
-                <w:bdr w:val="none" w:color="auto" w:sz="0" w:space="0"/>
                 <w:lang w:val="en-US" w:eastAsia="zh-CN" w:bidi="ar"/>
               </w:rPr>
               <w:t>按计划配置</w:t>
@@ -8091,7 +8043,6 @@
                 <w:kern w:val="0"/>
                 <w:sz w:val="18"/>
                 <w:szCs w:val="18"/>
-                <w:bdr w:val="none" w:color="auto" w:sz="0" w:space="0"/>
                 <w:lang w:val="en-US" w:eastAsia="zh-CN" w:bidi="ar"/>
               </w:rPr>
               <w:t>增加30%备用人员</w:t>
@@ -8160,7 +8111,6 @@
                 <w:kern w:val="0"/>
                 <w:sz w:val="18"/>
                 <w:szCs w:val="18"/>
-                <w:bdr w:val="none" w:color="auto" w:sz="0" w:space="0"/>
                 <w:lang w:val="en-US" w:eastAsia="zh-CN" w:bidi="ar"/>
               </w:rPr>
               <w:t>2025年Q3</w:t>
@@ -8229,7 +8179,6 @@
                 <w:kern w:val="0"/>
                 <w:sz w:val="18"/>
                 <w:szCs w:val="18"/>
-                <w:bdr w:val="none" w:color="auto" w:sz="0" w:space="0"/>
                 <w:lang w:val="en-US" w:eastAsia="zh-CN" w:bidi="ar"/>
               </w:rPr>
               <w:t>专项技术培训</w:t>
@@ -8247,7 +8196,6 @@
             <w:insideH w:val="none" w:color="auto" w:sz="0" w:space="0"/>
             <w:insideV w:val="none" w:color="auto" w:sz="0" w:space="0"/>
           </w:tblBorders>
-          <w:shd w:val="clear" w:color="auto" w:fill="FFFFFF"/>
           <w:tblCellMar>
             <w:top w:w="15" w:type="dxa"/>
             <w:left w:w="15" w:type="dxa"/>
@@ -8321,7 +8269,6 @@
                 <w:kern w:val="0"/>
                 <w:sz w:val="18"/>
                 <w:szCs w:val="18"/>
-                <w:bdr w:val="none" w:color="auto" w:sz="0" w:space="0"/>
                 <w:lang w:val="en-US" w:eastAsia="zh-CN" w:bidi="ar"/>
               </w:rPr>
               <w:t>技术支持</w:t>
@@ -8390,7 +8337,6 @@
                 <w:kern w:val="0"/>
                 <w:sz w:val="18"/>
                 <w:szCs w:val="18"/>
-                <w:bdr w:val="none" w:color="auto" w:sz="0" w:space="0"/>
                 <w:lang w:val="en-US" w:eastAsia="zh-CN" w:bidi="ar"/>
               </w:rPr>
               <w:t>基础配置</w:t>
@@ -8459,7 +8405,6 @@
                 <w:kern w:val="0"/>
                 <w:sz w:val="18"/>
                 <w:szCs w:val="18"/>
-                <w:bdr w:val="none" w:color="auto" w:sz="0" w:space="0"/>
                 <w:lang w:val="en-US" w:eastAsia="zh-CN" w:bidi="ar"/>
               </w:rPr>
               <w:t>建立二线支持团队</w:t>
@@ -8528,7 +8473,6 @@
                 <w:kern w:val="0"/>
                 <w:sz w:val="18"/>
                 <w:szCs w:val="18"/>
-                <w:bdr w:val="none" w:color="auto" w:sz="0" w:space="0"/>
                 <w:lang w:val="en-US" w:eastAsia="zh-CN" w:bidi="ar"/>
               </w:rPr>
               <w:t>2025年Q2</w:t>
@@ -8597,7 +8541,6 @@
                 <w:kern w:val="0"/>
                 <w:sz w:val="18"/>
                 <w:szCs w:val="18"/>
-                <w:bdr w:val="none" w:color="auto" w:sz="0" w:space="0"/>
                 <w:lang w:val="en-US" w:eastAsia="zh-CN" w:bidi="ar"/>
               </w:rPr>
               <w:t>服务流程培训</w:t>
@@ -8688,7 +8631,6 @@
                 <w:kern w:val="0"/>
                 <w:sz w:val="18"/>
                 <w:szCs w:val="18"/>
-                <w:bdr w:val="none" w:color="auto" w:sz="0" w:space="0"/>
                 <w:lang w:val="en-US" w:eastAsia="zh-CN" w:bidi="ar"/>
               </w:rPr>
               <w:t>管理人员</w:t>
@@ -8757,7 +8699,6 @@
                 <w:kern w:val="0"/>
                 <w:sz w:val="18"/>
                 <w:szCs w:val="18"/>
-                <w:bdr w:val="none" w:color="auto" w:sz="0" w:space="0"/>
                 <w:lang w:val="en-US" w:eastAsia="zh-CN" w:bidi="ar"/>
               </w:rPr>
               <w:t>当前编制</w:t>
@@ -8826,7 +8767,6 @@
                 <w:kern w:val="0"/>
                 <w:sz w:val="18"/>
                 <w:szCs w:val="18"/>
-                <w:bdr w:val="none" w:color="auto" w:sz="0" w:space="0"/>
                 <w:lang w:val="en-US" w:eastAsia="zh-CN" w:bidi="ar"/>
               </w:rPr>
               <w:t>增加项目管理资源</w:t>
@@ -8895,7 +8835,6 @@
                 <w:kern w:val="0"/>
                 <w:sz w:val="18"/>
                 <w:szCs w:val="18"/>
-                <w:bdr w:val="none" w:color="auto" w:sz="0" w:space="0"/>
                 <w:lang w:val="en-US" w:eastAsia="zh-CN" w:bidi="ar"/>
               </w:rPr>
               <w:t>2025年Q4</w:t>
@@ -8964,7 +8903,6 @@
                 <w:kern w:val="0"/>
                 <w:sz w:val="18"/>
                 <w:szCs w:val="18"/>
-                <w:bdr w:val="none" w:color="auto" w:sz="0" w:space="0"/>
                 <w:lang w:val="en-US" w:eastAsia="zh-CN" w:bidi="ar"/>
               </w:rPr>
               <w:t>管理能力提升</w:t>
@@ -10322,6 +10260,7 @@
     </w:p>
     <w:tbl>
       <w:tblPr>
+        <w:tblStyle w:val="20"/>
         <w:tblW w:w="8495" w:type="dxa"/>
         <w:jc w:val="center"/>
         <w:tblBorders>
@@ -10436,7 +10375,6 @@
                 <w:kern w:val="0"/>
                 <w:sz w:val="18"/>
                 <w:szCs w:val="18"/>
-                <w:bdr w:val="none" w:color="auto" w:sz="0" w:space="0"/>
                 <w:lang w:val="en-US" w:eastAsia="zh-CN" w:bidi="ar"/>
               </w:rPr>
               <w:t>风险类型</w:t>
@@ -10509,7 +10447,6 @@
                 <w:kern w:val="0"/>
                 <w:sz w:val="18"/>
                 <w:szCs w:val="18"/>
-                <w:bdr w:val="none" w:color="auto" w:sz="0" w:space="0"/>
                 <w:lang w:val="en-US" w:eastAsia="zh-CN" w:bidi="ar"/>
               </w:rPr>
               <w:t>预防措施</w:t>
@@ -10582,7 +10519,6 @@
                 <w:kern w:val="0"/>
                 <w:sz w:val="18"/>
                 <w:szCs w:val="18"/>
-                <w:bdr w:val="none" w:color="auto" w:sz="0" w:space="0"/>
                 <w:lang w:val="en-US" w:eastAsia="zh-CN" w:bidi="ar"/>
               </w:rPr>
               <w:t>应急预案</w:t>
@@ -10655,7 +10591,6 @@
                 <w:kern w:val="0"/>
                 <w:sz w:val="18"/>
                 <w:szCs w:val="18"/>
-                <w:bdr w:val="none" w:color="auto" w:sz="0" w:space="0"/>
                 <w:lang w:val="en-US" w:eastAsia="zh-CN" w:bidi="ar"/>
               </w:rPr>
               <w:t>责任部门</w:t>
@@ -10747,7 +10682,6 @@
                 <w:kern w:val="0"/>
                 <w:sz w:val="18"/>
                 <w:szCs w:val="18"/>
-                <w:bdr w:val="none" w:color="auto" w:sz="0" w:space="0"/>
                 <w:lang w:val="en-US" w:eastAsia="zh-CN" w:bidi="ar"/>
               </w:rPr>
               <w:t>技术风险</w:t>
@@ -10816,7 +10750,6 @@
                 <w:kern w:val="0"/>
                 <w:sz w:val="18"/>
                 <w:szCs w:val="18"/>
-                <w:bdr w:val="none" w:color="auto" w:sz="0" w:space="0"/>
                 <w:lang w:val="en-US" w:eastAsia="zh-CN" w:bidi="ar"/>
               </w:rPr>
               <w:t>充分技术验证</w:t>
@@ -10885,7 +10818,6 @@
                 <w:kern w:val="0"/>
                 <w:sz w:val="18"/>
                 <w:szCs w:val="18"/>
-                <w:bdr w:val="none" w:color="auto" w:sz="0" w:space="0"/>
                 <w:lang w:val="en-US" w:eastAsia="zh-CN" w:bidi="ar"/>
               </w:rPr>
               <w:t>快速回滚机制</w:t>
@@ -10954,7 +10886,6 @@
                 <w:kern w:val="0"/>
                 <w:sz w:val="18"/>
                 <w:szCs w:val="18"/>
-                <w:bdr w:val="none" w:color="auto" w:sz="0" w:space="0"/>
                 <w:lang w:val="en-US" w:eastAsia="zh-CN" w:bidi="ar"/>
               </w:rPr>
               <w:t>研发部</w:t>
@@ -11046,7 +10977,6 @@
                 <w:kern w:val="0"/>
                 <w:sz w:val="18"/>
                 <w:szCs w:val="18"/>
-                <w:bdr w:val="none" w:color="auto" w:sz="0" w:space="0"/>
                 <w:lang w:val="en-US" w:eastAsia="zh-CN" w:bidi="ar"/>
               </w:rPr>
               <w:t>成本风险</w:t>
@@ -11115,7 +11045,6 @@
                 <w:kern w:val="0"/>
                 <w:sz w:val="18"/>
                 <w:szCs w:val="18"/>
-                <w:bdr w:val="none" w:color="auto" w:sz="0" w:space="0"/>
                 <w:lang w:val="en-US" w:eastAsia="zh-CN" w:bidi="ar"/>
               </w:rPr>
               <w:t>精确成本核算</w:t>
@@ -11184,7 +11113,6 @@
                 <w:kern w:val="0"/>
                 <w:sz w:val="18"/>
                 <w:szCs w:val="18"/>
-                <w:bdr w:val="none" w:color="auto" w:sz="0" w:space="0"/>
                 <w:lang w:val="en-US" w:eastAsia="zh-CN" w:bidi="ar"/>
               </w:rPr>
               <w:t>备用预算准备</w:t>
@@ -11253,7 +11181,6 @@
                 <w:kern w:val="0"/>
                 <w:sz w:val="18"/>
                 <w:szCs w:val="18"/>
-                <w:bdr w:val="none" w:color="auto" w:sz="0" w:space="0"/>
                 <w:lang w:val="en-US" w:eastAsia="zh-CN" w:bidi="ar"/>
               </w:rPr>
               <w:t>采购部</w:t>
@@ -11271,6 +11198,7 @@
             <w:insideH w:val="none" w:color="auto" w:sz="0" w:space="0"/>
             <w:insideV w:val="none" w:color="auto" w:sz="0" w:space="0"/>
           </w:tblBorders>
+          <w:shd w:val="clear" w:color="auto" w:fill="FFFFFF"/>
           <w:tblCellMar>
             <w:top w:w="15" w:type="dxa"/>
             <w:left w:w="15" w:type="dxa"/>
@@ -11344,7 +11272,6 @@
                 <w:kern w:val="0"/>
                 <w:sz w:val="18"/>
                 <w:szCs w:val="18"/>
-                <w:bdr w:val="none" w:color="auto" w:sz="0" w:space="0"/>
                 <w:lang w:val="en-US" w:eastAsia="zh-CN" w:bidi="ar"/>
               </w:rPr>
               <w:t>时间风险</w:t>
@@ -11413,7 +11340,6 @@
                 <w:kern w:val="0"/>
                 <w:sz w:val="18"/>
                 <w:szCs w:val="18"/>
-                <w:bdr w:val="none" w:color="auto" w:sz="0" w:space="0"/>
                 <w:lang w:val="en-US" w:eastAsia="zh-CN" w:bidi="ar"/>
               </w:rPr>
               <w:t>分阶段实施</w:t>
@@ -11482,7 +11408,6 @@
                 <w:kern w:val="0"/>
                 <w:sz w:val="18"/>
                 <w:szCs w:val="18"/>
-                <w:bdr w:val="none" w:color="auto" w:sz="0" w:space="0"/>
                 <w:lang w:val="en-US" w:eastAsia="zh-CN" w:bidi="ar"/>
               </w:rPr>
               <w:t>临时替代方案</w:t>
@@ -11551,7 +11476,6 @@
                 <w:kern w:val="0"/>
                 <w:sz w:val="18"/>
                 <w:szCs w:val="18"/>
-                <w:bdr w:val="none" w:color="auto" w:sz="0" w:space="0"/>
                 <w:lang w:val="en-US" w:eastAsia="zh-CN" w:bidi="ar"/>
               </w:rPr>
               <w:t>运维部</w:t>
@@ -11569,6 +11493,7 @@
             <w:insideH w:val="none" w:color="auto" w:sz="0" w:space="0"/>
             <w:insideV w:val="none" w:color="auto" w:sz="0" w:space="0"/>
           </w:tblBorders>
+          <w:shd w:val="clear" w:color="auto" w:fill="FFFFFF"/>
           <w:tblCellMar>
             <w:top w:w="15" w:type="dxa"/>
             <w:left w:w="15" w:type="dxa"/>
@@ -11642,7 +11567,6 @@
                 <w:kern w:val="0"/>
                 <w:sz w:val="18"/>
                 <w:szCs w:val="18"/>
-                <w:bdr w:val="none" w:color="auto" w:sz="0" w:space="0"/>
                 <w:lang w:val="en-US" w:eastAsia="zh-CN" w:bidi="ar"/>
               </w:rPr>
               <w:t>质量风险</w:t>
@@ -11711,7 +11635,6 @@
                 <w:kern w:val="0"/>
                 <w:sz w:val="18"/>
                 <w:szCs w:val="18"/>
-                <w:bdr w:val="none" w:color="auto" w:sz="0" w:space="0"/>
                 <w:lang w:val="en-US" w:eastAsia="zh-CN" w:bidi="ar"/>
               </w:rPr>
               <w:t>严格测试验证</w:t>
@@ -11780,7 +11703,6 @@
                 <w:kern w:val="0"/>
                 <w:sz w:val="18"/>
                 <w:szCs w:val="18"/>
-                <w:bdr w:val="none" w:color="auto" w:sz="0" w:space="0"/>
                 <w:lang w:val="en-US" w:eastAsia="zh-CN" w:bidi="ar"/>
               </w:rPr>
               <w:t>质量监控加强</w:t>
@@ -11849,7 +11771,6 @@
                 <w:kern w:val="0"/>
                 <w:sz w:val="18"/>
                 <w:szCs w:val="18"/>
-                <w:bdr w:val="none" w:color="auto" w:sz="0" w:space="0"/>
                 <w:lang w:val="en-US" w:eastAsia="zh-CN" w:bidi="ar"/>
               </w:rPr>
               <w:t>质量部</w:t>
@@ -11924,6 +11845,7 @@
     </w:p>
     <w:tbl>
       <w:tblPr>
+        <w:tblStyle w:val="20"/>
         <w:tblW w:w="8495" w:type="dxa"/>
         <w:jc w:val="center"/>
         <w:tblBorders>
@@ -12038,7 +11960,6 @@
                 <w:kern w:val="0"/>
                 <w:sz w:val="18"/>
                 <w:szCs w:val="18"/>
-                <w:bdr w:val="none" w:color="auto" w:sz="0" w:space="0"/>
                 <w:lang w:val="en-US" w:eastAsia="zh-CN" w:bidi="ar"/>
               </w:rPr>
               <w:t>项目</w:t>
@@ -12111,7 +12032,6 @@
                 <w:kern w:val="0"/>
                 <w:sz w:val="18"/>
                 <w:szCs w:val="18"/>
-                <w:bdr w:val="none" w:color="auto" w:sz="0" w:space="0"/>
                 <w:lang w:val="en-US" w:eastAsia="zh-CN" w:bidi="ar"/>
               </w:rPr>
               <w:t>预算金额</w:t>
@@ -12184,7 +12104,6 @@
                 <w:kern w:val="0"/>
                 <w:sz w:val="18"/>
                 <w:szCs w:val="18"/>
-                <w:bdr w:val="none" w:color="auto" w:sz="0" w:space="0"/>
                 <w:lang w:val="en-US" w:eastAsia="zh-CN" w:bidi="ar"/>
               </w:rPr>
               <w:t>使用时间</w:t>
@@ -12257,7 +12176,6 @@
                 <w:kern w:val="0"/>
                 <w:sz w:val="18"/>
                 <w:szCs w:val="18"/>
-                <w:bdr w:val="none" w:color="auto" w:sz="0" w:space="0"/>
                 <w:lang w:val="en-US" w:eastAsia="zh-CN" w:bidi="ar"/>
               </w:rPr>
               <w:t>审批权限</w:t>
@@ -12348,7 +12266,6 @@
                 <w:kern w:val="0"/>
                 <w:sz w:val="18"/>
                 <w:szCs w:val="18"/>
-                <w:bdr w:val="none" w:color="auto" w:sz="0" w:space="0"/>
                 <w:lang w:val="en-US" w:eastAsia="zh-CN" w:bidi="ar"/>
               </w:rPr>
               <w:t>硬件设备</w:t>
@@ -12417,7 +12334,6 @@
                 <w:kern w:val="0"/>
                 <w:sz w:val="18"/>
                 <w:szCs w:val="18"/>
-                <w:bdr w:val="none" w:color="auto" w:sz="0" w:space="0"/>
                 <w:lang w:val="en-US" w:eastAsia="zh-CN" w:bidi="ar"/>
               </w:rPr>
               <w:t>待核算</w:t>
@@ -12486,7 +12402,6 @@
                 <w:kern w:val="0"/>
                 <w:sz w:val="18"/>
                 <w:szCs w:val="18"/>
-                <w:bdr w:val="none" w:color="auto" w:sz="0" w:space="0"/>
                 <w:lang w:val="en-US" w:eastAsia="zh-CN" w:bidi="ar"/>
               </w:rPr>
               <w:t>2025年Q3-Q4</w:t>
@@ -12555,7 +12470,6 @@
                 <w:kern w:val="0"/>
                 <w:sz w:val="18"/>
                 <w:szCs w:val="18"/>
-                <w:bdr w:val="none" w:color="auto" w:sz="0" w:space="0"/>
                 <w:lang w:val="en-US" w:eastAsia="zh-CN" w:bidi="ar"/>
               </w:rPr>
               <w:t>副总经理</w:t>
@@ -12646,7 +12560,6 @@
                 <w:kern w:val="0"/>
                 <w:sz w:val="18"/>
                 <w:szCs w:val="18"/>
-                <w:bdr w:val="none" w:color="auto" w:sz="0" w:space="0"/>
                 <w:lang w:val="en-US" w:eastAsia="zh-CN" w:bidi="ar"/>
               </w:rPr>
               <w:t>软件许可</w:t>
@@ -12715,7 +12628,6 @@
                 <w:kern w:val="0"/>
                 <w:sz w:val="18"/>
                 <w:szCs w:val="18"/>
-                <w:bdr w:val="none" w:color="auto" w:sz="0" w:space="0"/>
                 <w:lang w:val="en-US" w:eastAsia="zh-CN" w:bidi="ar"/>
               </w:rPr>
               <w:t>待核算</w:t>
@@ -12784,7 +12696,6 @@
                 <w:kern w:val="0"/>
                 <w:sz w:val="18"/>
                 <w:szCs w:val="18"/>
-                <w:bdr w:val="none" w:color="auto" w:sz="0" w:space="0"/>
                 <w:lang w:val="en-US" w:eastAsia="zh-CN" w:bidi="ar"/>
               </w:rPr>
               <w:t>2025年Q2-Q3</w:t>
@@ -12853,7 +12764,6 @@
                 <w:kern w:val="0"/>
                 <w:sz w:val="18"/>
                 <w:szCs w:val="18"/>
-                <w:bdr w:val="none" w:color="auto" w:sz="0" w:space="0"/>
                 <w:lang w:val="en-US" w:eastAsia="zh-CN" w:bidi="ar"/>
               </w:rPr>
               <w:t>研发部经理</w:t>
@@ -12944,7 +12854,6 @@
                 <w:kern w:val="0"/>
                 <w:sz w:val="18"/>
                 <w:szCs w:val="18"/>
-                <w:bdr w:val="none" w:color="auto" w:sz="0" w:space="0"/>
                 <w:lang w:val="en-US" w:eastAsia="zh-CN" w:bidi="ar"/>
               </w:rPr>
               <w:t>人力成本</w:t>
@@ -13013,7 +12922,6 @@
                 <w:kern w:val="0"/>
                 <w:sz w:val="18"/>
                 <w:szCs w:val="18"/>
-                <w:bdr w:val="none" w:color="auto" w:sz="0" w:space="0"/>
                 <w:lang w:val="en-US" w:eastAsia="zh-CN" w:bidi="ar"/>
               </w:rPr>
               <w:t>待核算</w:t>
@@ -13082,7 +12990,6 @@
                 <w:kern w:val="0"/>
                 <w:sz w:val="18"/>
                 <w:szCs w:val="18"/>
-                <w:bdr w:val="none" w:color="auto" w:sz="0" w:space="0"/>
                 <w:lang w:val="en-US" w:eastAsia="zh-CN" w:bidi="ar"/>
               </w:rPr>
               <w:t>全年</w:t>
@@ -13151,7 +13058,6 @@
                 <w:kern w:val="0"/>
                 <w:sz w:val="18"/>
                 <w:szCs w:val="18"/>
-                <w:bdr w:val="none" w:color="auto" w:sz="0" w:space="0"/>
                 <w:lang w:val="en-US" w:eastAsia="zh-CN" w:bidi="ar"/>
               </w:rPr>
               <w:t>人力资源部</w:t>
@@ -13242,7 +13148,6 @@
                 <w:kern w:val="0"/>
                 <w:sz w:val="18"/>
                 <w:szCs w:val="18"/>
-                <w:bdr w:val="none" w:color="auto" w:sz="0" w:space="0"/>
                 <w:lang w:val="en-US" w:eastAsia="zh-CN" w:bidi="ar"/>
               </w:rPr>
               <w:t>培训费用</w:t>
@@ -13311,7 +13216,6 @@
                 <w:kern w:val="0"/>
                 <w:sz w:val="18"/>
                 <w:szCs w:val="18"/>
-                <w:bdr w:val="none" w:color="auto" w:sz="0" w:space="0"/>
                 <w:lang w:val="en-US" w:eastAsia="zh-CN" w:bidi="ar"/>
               </w:rPr>
               <w:t>待核算</w:t>
@@ -13380,7 +13284,6 @@
                 <w:kern w:val="0"/>
                 <w:sz w:val="18"/>
                 <w:szCs w:val="18"/>
-                <w:bdr w:val="none" w:color="auto" w:sz="0" w:space="0"/>
                 <w:lang w:val="en-US" w:eastAsia="zh-CN" w:bidi="ar"/>
               </w:rPr>
               <w:t>全年</w:t>
@@ -13449,7 +13352,6 @@
                 <w:kern w:val="0"/>
                 <w:sz w:val="18"/>
                 <w:szCs w:val="18"/>
-                <w:bdr w:val="none" w:color="auto" w:sz="0" w:space="0"/>
                 <w:lang w:val="en-US" w:eastAsia="zh-CN" w:bidi="ar"/>
               </w:rPr>
               <w:t>综合管理部</w:t>

--- a/6-过程管理/运行记录类文件/060205-盐都区新能源汽车充电站建设项目-扩容方案.docx
+++ b/6-过程管理/运行记录类文件/060205-盐都区新能源汽车充电站建设项目-扩容方案.docx
@@ -26,29 +26,6 @@
       </w:pPr>
       <w:bookmarkStart w:id="0" w:name="_Toc22611"/>
     </w:p>
-    <w:p>
-      <w:pPr>
-        <w:pStyle w:val="26"/>
-        <w:keepNext w:val="0"/>
-        <w:keepLines w:val="0"/>
-        <w:pageBreakBefore w:val="0"/>
-        <w:widowControl w:val="0"/>
-        <w:kinsoku w:val="0"/>
-        <w:wordWrap/>
-        <w:overflowPunct/>
-        <w:topLinePunct w:val="0"/>
-        <w:autoSpaceDE w:val="0"/>
-        <w:autoSpaceDN w:val="0"/>
-        <w:bidi w:val="0"/>
-        <w:adjustRightInd w:val="0"/>
-        <w:snapToGrid w:val="0"/>
-        <w:textAlignment w:val="baseline"/>
-        <w:rPr>
-          <w:rFonts w:hint="eastAsia"/>
-          <w:lang w:val="en-US" w:eastAsia="zh-CN"/>
-        </w:rPr>
-      </w:pPr>
-    </w:p>
     <w:bookmarkEnd w:id="0"/>
     <w:p>
       <w:pPr>
@@ -72,7 +49,7 @@
           <w:lang w:val="en-US" w:eastAsia="zh-CN"/>
         </w:rPr>
       </w:pPr>
-      <w:bookmarkStart w:id="1" w:name="_Toc22210"/>
+      <w:bookmarkStart w:id="1" w:name="_Toc750"/>
       <w:r>
         <w:rPr>
           <w:rFonts w:hint="eastAsia"/>
@@ -104,7 +81,7 @@
           <w:lang w:val="en-US" w:eastAsia="zh-CN"/>
         </w:rPr>
       </w:pPr>
-      <w:bookmarkStart w:id="2" w:name="_Toc15038"/>
+      <w:bookmarkStart w:id="2" w:name="_Toc18485"/>
       <w:r>
         <w:rPr>
           <w:rFonts w:hint="eastAsia"/>
@@ -133,7 +110,7 @@
         <w:textAlignment w:val="baseline"/>
       </w:pPr>
       <w:bookmarkStart w:id="3" w:name="_Toc17781"/>
-      <w:bookmarkStart w:id="4" w:name="_Toc30798"/>
+      <w:bookmarkStart w:id="4" w:name="_Toc9224"/>
       <w:r>
         <w:t>中达丰集团有限公司</w:t>
       </w:r>
@@ -253,26 +230,6 @@
     </w:p>
     <w:p>
       <w:pPr>
-        <w:pStyle w:val="12"/>
-        <w:keepNext w:val="0"/>
-        <w:keepLines w:val="0"/>
-        <w:pageBreakBefore w:val="0"/>
-        <w:widowControl w:val="0"/>
-        <w:kinsoku w:val="0"/>
-        <w:wordWrap/>
-        <w:overflowPunct/>
-        <w:topLinePunct w:val="0"/>
-        <w:autoSpaceDE w:val="0"/>
-        <w:autoSpaceDN w:val="0"/>
-        <w:bidi w:val="0"/>
-        <w:adjustRightInd w:val="0"/>
-        <w:snapToGrid w:val="0"/>
-        <w:spacing w:line="258" w:lineRule="auto"/>
-        <w:textAlignment w:val="baseline"/>
-      </w:pPr>
-    </w:p>
-    <w:p>
-      <w:pPr>
         <w:keepNext w:val="0"/>
         <w:keepLines w:val="0"/>
         <w:pageBreakBefore w:val="0"/>
@@ -297,7 +254,7 @@
         </w:rPr>
       </w:pPr>
       <w:bookmarkStart w:id="5" w:name="_Toc16271"/>
-      <w:bookmarkStart w:id="6" w:name="_Toc4868"/>
+      <w:bookmarkStart w:id="6" w:name="_Toc13645"/>
       <w:r>
         <w:rPr>
           <w:rFonts w:ascii="宋体" w:hAnsi="宋体" w:eastAsia="宋体" w:cs="宋体"/>
@@ -442,8 +399,6 @@
               </w:rPr>
               <w:t>扩容方案</w:t>
             </w:r>
-            <w:bookmarkStart w:id="38" w:name="_GoBack"/>
-            <w:bookmarkEnd w:id="38"/>
             <w:r>
               <w:rPr>
                 <w:spacing w:val="-1"/>
@@ -1676,6 +1631,8 @@
               <w:tab w:val="right" w:leader="dot" w:pos="8306"/>
             </w:tabs>
           </w:pPr>
+          <w:bookmarkStart w:id="38" w:name="_GoBack"/>
+          <w:bookmarkEnd w:id="38"/>
           <w:r>
             <w:fldChar w:fldCharType="begin"/>
           </w:r>
@@ -1689,7 +1646,7 @@
             <w:fldChar w:fldCharType="begin"/>
           </w:r>
           <w:r>
-            <w:instrText xml:space="preserve"> HYPERLINK \l _Toc22210 </w:instrText>
+            <w:instrText xml:space="preserve"> HYPERLINK \l _Toc750 </w:instrText>
           </w:r>
           <w:r>
             <w:fldChar w:fldCharType="separate"/>
@@ -1708,7 +1665,7 @@
             <w:fldChar w:fldCharType="begin"/>
           </w:r>
           <w:r>
-            <w:instrText xml:space="preserve"> PAGEREF _Toc22210 \h </w:instrText>
+            <w:instrText xml:space="preserve"> PAGEREF _Toc750 \h </w:instrText>
           </w:r>
           <w:r>
             <w:fldChar w:fldCharType="separate"/>
@@ -1734,7 +1691,7 @@
             <w:fldChar w:fldCharType="begin"/>
           </w:r>
           <w:r>
-            <w:instrText xml:space="preserve"> HYPERLINK \l _Toc15038 </w:instrText>
+            <w:instrText xml:space="preserve"> HYPERLINK \l _Toc18485 </w:instrText>
           </w:r>
           <w:r>
             <w:fldChar w:fldCharType="separate"/>
@@ -1753,7 +1710,7 @@
             <w:fldChar w:fldCharType="begin"/>
           </w:r>
           <w:r>
-            <w:instrText xml:space="preserve"> PAGEREF _Toc15038 \h </w:instrText>
+            <w:instrText xml:space="preserve"> PAGEREF _Toc18485 \h </w:instrText>
           </w:r>
           <w:r>
             <w:fldChar w:fldCharType="separate"/>
@@ -1779,7 +1736,7 @@
             <w:fldChar w:fldCharType="begin"/>
           </w:r>
           <w:r>
-            <w:instrText xml:space="preserve"> HYPERLINK \l _Toc30798 </w:instrText>
+            <w:instrText xml:space="preserve"> HYPERLINK \l _Toc9224 </w:instrText>
           </w:r>
           <w:r>
             <w:fldChar w:fldCharType="separate"/>
@@ -1794,7 +1751,7 @@
             <w:fldChar w:fldCharType="begin"/>
           </w:r>
           <w:r>
-            <w:instrText xml:space="preserve"> PAGEREF _Toc30798 \h </w:instrText>
+            <w:instrText xml:space="preserve"> PAGEREF _Toc9224 \h </w:instrText>
           </w:r>
           <w:r>
             <w:fldChar w:fldCharType="separate"/>
@@ -1820,7 +1777,7 @@
             <w:fldChar w:fldCharType="begin"/>
           </w:r>
           <w:r>
-            <w:instrText xml:space="preserve"> HYPERLINK \l _Toc4868 </w:instrText>
+            <w:instrText xml:space="preserve"> HYPERLINK \l _Toc13645 </w:instrText>
           </w:r>
           <w:r>
             <w:fldChar w:fldCharType="separate"/>
@@ -1840,7 +1797,7 @@
             <w:fldChar w:fldCharType="begin"/>
           </w:r>
           <w:r>
-            <w:instrText xml:space="preserve"> PAGEREF _Toc4868 \h </w:instrText>
+            <w:instrText xml:space="preserve"> PAGEREF _Toc13645 \h </w:instrText>
           </w:r>
           <w:r>
             <w:fldChar w:fldCharType="separate"/>
@@ -1866,7 +1823,7 @@
             <w:fldChar w:fldCharType="begin"/>
           </w:r>
           <w:r>
-            <w:instrText xml:space="preserve"> HYPERLINK \l _Toc22752 </w:instrText>
+            <w:instrText xml:space="preserve"> HYPERLINK \l _Toc23605 </w:instrText>
           </w:r>
           <w:r>
             <w:fldChar w:fldCharType="separate"/>
@@ -1885,7 +1842,7 @@
             <w:fldChar w:fldCharType="begin"/>
           </w:r>
           <w:r>
-            <w:instrText xml:space="preserve"> PAGEREF _Toc22752 \h </w:instrText>
+            <w:instrText xml:space="preserve"> PAGEREF _Toc23605 \h </w:instrText>
           </w:r>
           <w:r>
             <w:fldChar w:fldCharType="separate"/>
@@ -1911,7 +1868,7 @@
             <w:fldChar w:fldCharType="begin"/>
           </w:r>
           <w:r>
-            <w:instrText xml:space="preserve"> HYPERLINK \l _Toc21701 </w:instrText>
+            <w:instrText xml:space="preserve"> HYPERLINK \l _Toc15495 </w:instrText>
           </w:r>
           <w:r>
             <w:fldChar w:fldCharType="separate"/>
@@ -1930,7 +1887,7 @@
             <w:fldChar w:fldCharType="begin"/>
           </w:r>
           <w:r>
-            <w:instrText xml:space="preserve"> PAGEREF _Toc21701 \h </w:instrText>
+            <w:instrText xml:space="preserve"> PAGEREF _Toc15495 \h </w:instrText>
           </w:r>
           <w:r>
             <w:fldChar w:fldCharType="separate"/>
@@ -1956,7 +1913,7 @@
             <w:fldChar w:fldCharType="begin"/>
           </w:r>
           <w:r>
-            <w:instrText xml:space="preserve"> HYPERLINK \l _Toc2651 </w:instrText>
+            <w:instrText xml:space="preserve"> HYPERLINK \l _Toc11491 </w:instrText>
           </w:r>
           <w:r>
             <w:fldChar w:fldCharType="separate"/>
@@ -1975,7 +1932,7 @@
             <w:fldChar w:fldCharType="begin"/>
           </w:r>
           <w:r>
-            <w:instrText xml:space="preserve"> PAGEREF _Toc2651 \h </w:instrText>
+            <w:instrText xml:space="preserve"> PAGEREF _Toc11491 \h </w:instrText>
           </w:r>
           <w:r>
             <w:fldChar w:fldCharType="separate"/>
@@ -2001,7 +1958,7 @@
             <w:fldChar w:fldCharType="begin"/>
           </w:r>
           <w:r>
-            <w:instrText xml:space="preserve"> HYPERLINK \l _Toc30903 </w:instrText>
+            <w:instrText xml:space="preserve"> HYPERLINK \l _Toc13955 </w:instrText>
           </w:r>
           <w:r>
             <w:fldChar w:fldCharType="separate"/>
@@ -2020,7 +1977,7 @@
             <w:fldChar w:fldCharType="begin"/>
           </w:r>
           <w:r>
-            <w:instrText xml:space="preserve"> PAGEREF _Toc30903 \h </w:instrText>
+            <w:instrText xml:space="preserve"> PAGEREF _Toc13955 \h </w:instrText>
           </w:r>
           <w:r>
             <w:fldChar w:fldCharType="separate"/>
@@ -2046,7 +2003,7 @@
             <w:fldChar w:fldCharType="begin"/>
           </w:r>
           <w:r>
-            <w:instrText xml:space="preserve"> HYPERLINK \l _Toc8058 </w:instrText>
+            <w:instrText xml:space="preserve"> HYPERLINK \l _Toc7544 </w:instrText>
           </w:r>
           <w:r>
             <w:fldChar w:fldCharType="separate"/>
@@ -2065,7 +2022,7 @@
             <w:fldChar w:fldCharType="begin"/>
           </w:r>
           <w:r>
-            <w:instrText xml:space="preserve"> PAGEREF _Toc8058 \h </w:instrText>
+            <w:instrText xml:space="preserve"> PAGEREF _Toc7544 \h </w:instrText>
           </w:r>
           <w:r>
             <w:fldChar w:fldCharType="separate"/>
@@ -2091,7 +2048,7 @@
             <w:fldChar w:fldCharType="begin"/>
           </w:r>
           <w:r>
-            <w:instrText xml:space="preserve"> HYPERLINK \l _Toc14366 </w:instrText>
+            <w:instrText xml:space="preserve"> HYPERLINK \l _Toc24911 </w:instrText>
           </w:r>
           <w:r>
             <w:fldChar w:fldCharType="separate"/>
@@ -2110,7 +2067,7 @@
             <w:fldChar w:fldCharType="begin"/>
           </w:r>
           <w:r>
-            <w:instrText xml:space="preserve"> PAGEREF _Toc14366 \h </w:instrText>
+            <w:instrText xml:space="preserve"> PAGEREF _Toc24911 \h </w:instrText>
           </w:r>
           <w:r>
             <w:fldChar w:fldCharType="separate"/>
@@ -2136,7 +2093,7 @@
             <w:fldChar w:fldCharType="begin"/>
           </w:r>
           <w:r>
-            <w:instrText xml:space="preserve"> HYPERLINK \l _Toc24600 </w:instrText>
+            <w:instrText xml:space="preserve"> HYPERLINK \l _Toc24344 </w:instrText>
           </w:r>
           <w:r>
             <w:fldChar w:fldCharType="separate"/>
@@ -2155,7 +2112,7 @@
             <w:fldChar w:fldCharType="begin"/>
           </w:r>
           <w:r>
-            <w:instrText xml:space="preserve"> PAGEREF _Toc24600 \h </w:instrText>
+            <w:instrText xml:space="preserve"> PAGEREF _Toc24344 \h </w:instrText>
           </w:r>
           <w:r>
             <w:fldChar w:fldCharType="separate"/>
@@ -2181,7 +2138,7 @@
             <w:fldChar w:fldCharType="begin"/>
           </w:r>
           <w:r>
-            <w:instrText xml:space="preserve"> HYPERLINK \l _Toc2154 </w:instrText>
+            <w:instrText xml:space="preserve"> HYPERLINK \l _Toc12163 </w:instrText>
           </w:r>
           <w:r>
             <w:fldChar w:fldCharType="separate"/>
@@ -2200,7 +2157,7 @@
             <w:fldChar w:fldCharType="begin"/>
           </w:r>
           <w:r>
-            <w:instrText xml:space="preserve"> PAGEREF _Toc2154 \h </w:instrText>
+            <w:instrText xml:space="preserve"> PAGEREF _Toc12163 \h </w:instrText>
           </w:r>
           <w:r>
             <w:fldChar w:fldCharType="separate"/>
@@ -2226,7 +2183,7 @@
             <w:fldChar w:fldCharType="begin"/>
           </w:r>
           <w:r>
-            <w:instrText xml:space="preserve"> HYPERLINK \l _Toc3295 </w:instrText>
+            <w:instrText xml:space="preserve"> HYPERLINK \l _Toc12254 </w:instrText>
           </w:r>
           <w:r>
             <w:fldChar w:fldCharType="separate"/>
@@ -2245,7 +2202,7 @@
             <w:fldChar w:fldCharType="begin"/>
           </w:r>
           <w:r>
-            <w:instrText xml:space="preserve"> PAGEREF _Toc3295 \h </w:instrText>
+            <w:instrText xml:space="preserve"> PAGEREF _Toc12254 \h </w:instrText>
           </w:r>
           <w:r>
             <w:fldChar w:fldCharType="separate"/>
@@ -2271,7 +2228,7 @@
             <w:fldChar w:fldCharType="begin"/>
           </w:r>
           <w:r>
-            <w:instrText xml:space="preserve"> HYPERLINK \l _Toc11440 </w:instrText>
+            <w:instrText xml:space="preserve"> HYPERLINK \l _Toc11564 </w:instrText>
           </w:r>
           <w:r>
             <w:fldChar w:fldCharType="separate"/>
@@ -2290,7 +2247,7 @@
             <w:fldChar w:fldCharType="begin"/>
           </w:r>
           <w:r>
-            <w:instrText xml:space="preserve"> PAGEREF _Toc11440 \h </w:instrText>
+            <w:instrText xml:space="preserve"> PAGEREF _Toc11564 \h </w:instrText>
           </w:r>
           <w:r>
             <w:fldChar w:fldCharType="separate"/>
@@ -2316,7 +2273,7 @@
             <w:fldChar w:fldCharType="begin"/>
           </w:r>
           <w:r>
-            <w:instrText xml:space="preserve"> HYPERLINK \l _Toc5471 </w:instrText>
+            <w:instrText xml:space="preserve"> HYPERLINK \l _Toc149 </w:instrText>
           </w:r>
           <w:r>
             <w:fldChar w:fldCharType="separate"/>
@@ -2335,7 +2292,7 @@
             <w:fldChar w:fldCharType="begin"/>
           </w:r>
           <w:r>
-            <w:instrText xml:space="preserve"> PAGEREF _Toc5471 \h </w:instrText>
+            <w:instrText xml:space="preserve"> PAGEREF _Toc149 \h </w:instrText>
           </w:r>
           <w:r>
             <w:fldChar w:fldCharType="separate"/>
@@ -2361,7 +2318,7 @@
             <w:fldChar w:fldCharType="begin"/>
           </w:r>
           <w:r>
-            <w:instrText xml:space="preserve"> HYPERLINK \l _Toc21475 </w:instrText>
+            <w:instrText xml:space="preserve"> HYPERLINK \l _Toc4367 </w:instrText>
           </w:r>
           <w:r>
             <w:fldChar w:fldCharType="separate"/>
@@ -2380,7 +2337,7 @@
             <w:fldChar w:fldCharType="begin"/>
           </w:r>
           <w:r>
-            <w:instrText xml:space="preserve"> PAGEREF _Toc21475 \h </w:instrText>
+            <w:instrText xml:space="preserve"> PAGEREF _Toc4367 \h </w:instrText>
           </w:r>
           <w:r>
             <w:fldChar w:fldCharType="separate"/>
@@ -2406,7 +2363,7 @@
             <w:fldChar w:fldCharType="begin"/>
           </w:r>
           <w:r>
-            <w:instrText xml:space="preserve"> HYPERLINK \l _Toc31697 </w:instrText>
+            <w:instrText xml:space="preserve"> HYPERLINK \l _Toc14705 </w:instrText>
           </w:r>
           <w:r>
             <w:fldChar w:fldCharType="separate"/>
@@ -2425,7 +2382,7 @@
             <w:fldChar w:fldCharType="begin"/>
           </w:r>
           <w:r>
-            <w:instrText xml:space="preserve"> PAGEREF _Toc31697 \h </w:instrText>
+            <w:instrText xml:space="preserve"> PAGEREF _Toc14705 \h </w:instrText>
           </w:r>
           <w:r>
             <w:fldChar w:fldCharType="separate"/>
@@ -2451,7 +2408,7 @@
             <w:fldChar w:fldCharType="begin"/>
           </w:r>
           <w:r>
-            <w:instrText xml:space="preserve"> HYPERLINK \l _Toc12806 </w:instrText>
+            <w:instrText xml:space="preserve"> HYPERLINK \l _Toc1295 </w:instrText>
           </w:r>
           <w:r>
             <w:fldChar w:fldCharType="separate"/>
@@ -2470,7 +2427,7 @@
             <w:fldChar w:fldCharType="begin"/>
           </w:r>
           <w:r>
-            <w:instrText xml:space="preserve"> PAGEREF _Toc12806 \h </w:instrText>
+            <w:instrText xml:space="preserve"> PAGEREF _Toc1295 \h </w:instrText>
           </w:r>
           <w:r>
             <w:fldChar w:fldCharType="separate"/>
@@ -2496,7 +2453,7 @@
             <w:fldChar w:fldCharType="begin"/>
           </w:r>
           <w:r>
-            <w:instrText xml:space="preserve"> HYPERLINK \l _Toc15389 </w:instrText>
+            <w:instrText xml:space="preserve"> HYPERLINK \l _Toc7513 </w:instrText>
           </w:r>
           <w:r>
             <w:fldChar w:fldCharType="separate"/>
@@ -2515,7 +2472,7 @@
             <w:fldChar w:fldCharType="begin"/>
           </w:r>
           <w:r>
-            <w:instrText xml:space="preserve"> PAGEREF _Toc15389 \h </w:instrText>
+            <w:instrText xml:space="preserve"> PAGEREF _Toc7513 \h </w:instrText>
           </w:r>
           <w:r>
             <w:fldChar w:fldCharType="separate"/>
@@ -2541,7 +2498,7 @@
             <w:fldChar w:fldCharType="begin"/>
           </w:r>
           <w:r>
-            <w:instrText xml:space="preserve"> HYPERLINK \l _Toc13220 </w:instrText>
+            <w:instrText xml:space="preserve"> HYPERLINK \l _Toc18107 </w:instrText>
           </w:r>
           <w:r>
             <w:fldChar w:fldCharType="separate"/>
@@ -2560,7 +2517,7 @@
             <w:fldChar w:fldCharType="begin"/>
           </w:r>
           <w:r>
-            <w:instrText xml:space="preserve"> PAGEREF _Toc13220 \h </w:instrText>
+            <w:instrText xml:space="preserve"> PAGEREF _Toc18107 \h </w:instrText>
           </w:r>
           <w:r>
             <w:fldChar w:fldCharType="separate"/>
@@ -2586,7 +2543,7 @@
             <w:fldChar w:fldCharType="begin"/>
           </w:r>
           <w:r>
-            <w:instrText xml:space="preserve"> HYPERLINK \l _Toc30680 </w:instrText>
+            <w:instrText xml:space="preserve"> HYPERLINK \l _Toc2244 </w:instrText>
           </w:r>
           <w:r>
             <w:fldChar w:fldCharType="separate"/>
@@ -2605,7 +2562,7 @@
             <w:fldChar w:fldCharType="begin"/>
           </w:r>
           <w:r>
-            <w:instrText xml:space="preserve"> PAGEREF _Toc30680 \h </w:instrText>
+            <w:instrText xml:space="preserve"> PAGEREF _Toc2244 \h </w:instrText>
           </w:r>
           <w:r>
             <w:fldChar w:fldCharType="separate"/>
@@ -2631,7 +2588,7 @@
             <w:fldChar w:fldCharType="begin"/>
           </w:r>
           <w:r>
-            <w:instrText xml:space="preserve"> HYPERLINK \l _Toc9810 </w:instrText>
+            <w:instrText xml:space="preserve"> HYPERLINK \l _Toc2381 </w:instrText>
           </w:r>
           <w:r>
             <w:fldChar w:fldCharType="separate"/>
@@ -2650,7 +2607,7 @@
             <w:fldChar w:fldCharType="begin"/>
           </w:r>
           <w:r>
-            <w:instrText xml:space="preserve"> PAGEREF _Toc9810 \h </w:instrText>
+            <w:instrText xml:space="preserve"> PAGEREF _Toc2381 \h </w:instrText>
           </w:r>
           <w:r>
             <w:fldChar w:fldCharType="separate"/>
@@ -2676,7 +2633,7 @@
             <w:fldChar w:fldCharType="begin"/>
           </w:r>
           <w:r>
-            <w:instrText xml:space="preserve"> HYPERLINK \l _Toc30542 </w:instrText>
+            <w:instrText xml:space="preserve"> HYPERLINK \l _Toc28726 </w:instrText>
           </w:r>
           <w:r>
             <w:fldChar w:fldCharType="separate"/>
@@ -2695,7 +2652,7 @@
             <w:fldChar w:fldCharType="begin"/>
           </w:r>
           <w:r>
-            <w:instrText xml:space="preserve"> PAGEREF _Toc30542 \h </w:instrText>
+            <w:instrText xml:space="preserve"> PAGEREF _Toc28726 \h </w:instrText>
           </w:r>
           <w:r>
             <w:fldChar w:fldCharType="separate"/>
@@ -2721,7 +2678,7 @@
             <w:fldChar w:fldCharType="begin"/>
           </w:r>
           <w:r>
-            <w:instrText xml:space="preserve"> HYPERLINK \l _Toc17935 </w:instrText>
+            <w:instrText xml:space="preserve"> HYPERLINK \l _Toc3233 </w:instrText>
           </w:r>
           <w:r>
             <w:fldChar w:fldCharType="separate"/>
@@ -2740,7 +2697,7 @@
             <w:fldChar w:fldCharType="begin"/>
           </w:r>
           <w:r>
-            <w:instrText xml:space="preserve"> PAGEREF _Toc17935 \h </w:instrText>
+            <w:instrText xml:space="preserve"> PAGEREF _Toc3233 \h </w:instrText>
           </w:r>
           <w:r>
             <w:fldChar w:fldCharType="separate"/>
@@ -2766,7 +2723,7 @@
             <w:fldChar w:fldCharType="begin"/>
           </w:r>
           <w:r>
-            <w:instrText xml:space="preserve"> HYPERLINK \l _Toc20445 </w:instrText>
+            <w:instrText xml:space="preserve"> HYPERLINK \l _Toc25561 </w:instrText>
           </w:r>
           <w:r>
             <w:fldChar w:fldCharType="separate"/>
@@ -2785,7 +2742,7 @@
             <w:fldChar w:fldCharType="begin"/>
           </w:r>
           <w:r>
-            <w:instrText xml:space="preserve"> PAGEREF _Toc20445 \h </w:instrText>
+            <w:instrText xml:space="preserve"> PAGEREF _Toc25561 \h </w:instrText>
           </w:r>
           <w:r>
             <w:fldChar w:fldCharType="separate"/>
@@ -2811,7 +2768,7 @@
             <w:fldChar w:fldCharType="begin"/>
           </w:r>
           <w:r>
-            <w:instrText xml:space="preserve"> HYPERLINK \l _Toc24242 </w:instrText>
+            <w:instrText xml:space="preserve"> HYPERLINK \l _Toc14578 </w:instrText>
           </w:r>
           <w:r>
             <w:fldChar w:fldCharType="separate"/>
@@ -2830,7 +2787,7 @@
             <w:fldChar w:fldCharType="begin"/>
           </w:r>
           <w:r>
-            <w:instrText xml:space="preserve"> PAGEREF _Toc24242 \h </w:instrText>
+            <w:instrText xml:space="preserve"> PAGEREF _Toc14578 \h </w:instrText>
           </w:r>
           <w:r>
             <w:fldChar w:fldCharType="separate"/>
@@ -2856,7 +2813,7 @@
             <w:fldChar w:fldCharType="begin"/>
           </w:r>
           <w:r>
-            <w:instrText xml:space="preserve"> HYPERLINK \l _Toc16937 </w:instrText>
+            <w:instrText xml:space="preserve"> HYPERLINK \l _Toc18645 </w:instrText>
           </w:r>
           <w:r>
             <w:fldChar w:fldCharType="separate"/>
@@ -2875,7 +2832,7 @@
             <w:fldChar w:fldCharType="begin"/>
           </w:r>
           <w:r>
-            <w:instrText xml:space="preserve"> PAGEREF _Toc16937 \h </w:instrText>
+            <w:instrText xml:space="preserve"> PAGEREF _Toc18645 \h </w:instrText>
           </w:r>
           <w:r>
             <w:fldChar w:fldCharType="separate"/>
@@ -2901,7 +2858,7 @@
             <w:fldChar w:fldCharType="begin"/>
           </w:r>
           <w:r>
-            <w:instrText xml:space="preserve"> HYPERLINK \l _Toc27086 </w:instrText>
+            <w:instrText xml:space="preserve"> HYPERLINK \l _Toc19799 </w:instrText>
           </w:r>
           <w:r>
             <w:fldChar w:fldCharType="separate"/>
@@ -2920,7 +2877,7 @@
             <w:fldChar w:fldCharType="begin"/>
           </w:r>
           <w:r>
-            <w:instrText xml:space="preserve"> PAGEREF _Toc27086 \h </w:instrText>
+            <w:instrText xml:space="preserve"> PAGEREF _Toc19799 \h </w:instrText>
           </w:r>
           <w:r>
             <w:fldChar w:fldCharType="separate"/>
@@ -2946,7 +2903,7 @@
             <w:fldChar w:fldCharType="begin"/>
           </w:r>
           <w:r>
-            <w:instrText xml:space="preserve"> HYPERLINK \l _Toc14067 </w:instrText>
+            <w:instrText xml:space="preserve"> HYPERLINK \l _Toc15939 </w:instrText>
           </w:r>
           <w:r>
             <w:fldChar w:fldCharType="separate"/>
@@ -2965,7 +2922,7 @@
             <w:fldChar w:fldCharType="begin"/>
           </w:r>
           <w:r>
-            <w:instrText xml:space="preserve"> PAGEREF _Toc14067 \h </w:instrText>
+            <w:instrText xml:space="preserve"> PAGEREF _Toc15939 \h </w:instrText>
           </w:r>
           <w:r>
             <w:fldChar w:fldCharType="separate"/>
@@ -2991,7 +2948,7 @@
             <w:fldChar w:fldCharType="begin"/>
           </w:r>
           <w:r>
-            <w:instrText xml:space="preserve"> HYPERLINK \l _Toc5299 </w:instrText>
+            <w:instrText xml:space="preserve"> HYPERLINK \l _Toc24409 </w:instrText>
           </w:r>
           <w:r>
             <w:fldChar w:fldCharType="separate"/>
@@ -3010,7 +2967,7 @@
             <w:fldChar w:fldCharType="begin"/>
           </w:r>
           <w:r>
-            <w:instrText xml:space="preserve"> PAGEREF _Toc5299 \h </w:instrText>
+            <w:instrText xml:space="preserve"> PAGEREF _Toc24409 \h </w:instrText>
           </w:r>
           <w:r>
             <w:fldChar w:fldCharType="separate"/>
@@ -3036,7 +2993,7 @@
             <w:fldChar w:fldCharType="begin"/>
           </w:r>
           <w:r>
-            <w:instrText xml:space="preserve"> HYPERLINK \l _Toc14231 </w:instrText>
+            <w:instrText xml:space="preserve"> HYPERLINK \l _Toc4858 </w:instrText>
           </w:r>
           <w:r>
             <w:fldChar w:fldCharType="separate"/>
@@ -3055,7 +3012,7 @@
             <w:fldChar w:fldCharType="begin"/>
           </w:r>
           <w:r>
-            <w:instrText xml:space="preserve"> PAGEREF _Toc14231 \h </w:instrText>
+            <w:instrText xml:space="preserve"> PAGEREF _Toc4858 \h </w:instrText>
           </w:r>
           <w:r>
             <w:fldChar w:fldCharType="separate"/>
@@ -3081,7 +3038,7 @@
             <w:fldChar w:fldCharType="begin"/>
           </w:r>
           <w:r>
-            <w:instrText xml:space="preserve"> HYPERLINK \l _Toc14194 </w:instrText>
+            <w:instrText xml:space="preserve"> HYPERLINK \l _Toc7198 </w:instrText>
           </w:r>
           <w:r>
             <w:fldChar w:fldCharType="separate"/>
@@ -3100,7 +3057,7 @@
             <w:fldChar w:fldCharType="begin"/>
           </w:r>
           <w:r>
-            <w:instrText xml:space="preserve"> PAGEREF _Toc14194 \h </w:instrText>
+            <w:instrText xml:space="preserve"> PAGEREF _Toc7198 \h </w:instrText>
           </w:r>
           <w:r>
             <w:fldChar w:fldCharType="separate"/>
@@ -3126,7 +3083,7 @@
             <w:fldChar w:fldCharType="begin"/>
           </w:r>
           <w:r>
-            <w:instrText xml:space="preserve"> HYPERLINK \l _Toc26488 </w:instrText>
+            <w:instrText xml:space="preserve"> HYPERLINK \l _Toc6792 </w:instrText>
           </w:r>
           <w:r>
             <w:fldChar w:fldCharType="separate"/>
@@ -3145,7 +3102,7 @@
             <w:fldChar w:fldCharType="begin"/>
           </w:r>
           <w:r>
-            <w:instrText xml:space="preserve"> PAGEREF _Toc26488 \h </w:instrText>
+            <w:instrText xml:space="preserve"> PAGEREF _Toc6792 \h </w:instrText>
           </w:r>
           <w:r>
             <w:fldChar w:fldCharType="separate"/>
@@ -3171,7 +3128,7 @@
             <w:fldChar w:fldCharType="begin"/>
           </w:r>
           <w:r>
-            <w:instrText xml:space="preserve"> HYPERLINK \l _Toc19732 </w:instrText>
+            <w:instrText xml:space="preserve"> HYPERLINK \l _Toc32761 </w:instrText>
           </w:r>
           <w:r>
             <w:fldChar w:fldCharType="separate"/>
@@ -3190,7 +3147,7 @@
             <w:fldChar w:fldCharType="begin"/>
           </w:r>
           <w:r>
-            <w:instrText xml:space="preserve"> PAGEREF _Toc19732 \h </w:instrText>
+            <w:instrText xml:space="preserve"> PAGEREF _Toc32761 \h </w:instrText>
           </w:r>
           <w:r>
             <w:fldChar w:fldCharType="separate"/>
@@ -3216,7 +3173,7 @@
             <w:fldChar w:fldCharType="begin"/>
           </w:r>
           <w:r>
-            <w:instrText xml:space="preserve"> HYPERLINK \l _Toc28138 </w:instrText>
+            <w:instrText xml:space="preserve"> HYPERLINK \l _Toc25353 </w:instrText>
           </w:r>
           <w:r>
             <w:fldChar w:fldCharType="separate"/>
@@ -3235,7 +3192,7 @@
             <w:fldChar w:fldCharType="begin"/>
           </w:r>
           <w:r>
-            <w:instrText xml:space="preserve"> PAGEREF _Toc28138 \h </w:instrText>
+            <w:instrText xml:space="preserve"> PAGEREF _Toc25353 \h </w:instrText>
           </w:r>
           <w:r>
             <w:fldChar w:fldCharType="separate"/>
@@ -3342,7 +3299,7 @@
           <w:lang w:val="en-US" w:eastAsia="zh-CN"/>
         </w:rPr>
       </w:pPr>
-      <w:bookmarkStart w:id="7" w:name="_Toc22752"/>
+      <w:bookmarkStart w:id="7" w:name="_Toc23605"/>
       <w:r>
         <w:rPr>
           <w:rFonts w:hint="default"/>
@@ -3374,7 +3331,7 @@
           <w:lang w:val="en-US" w:eastAsia="zh-CN"/>
         </w:rPr>
       </w:pPr>
-      <w:bookmarkStart w:id="8" w:name="_Toc21701"/>
+      <w:bookmarkStart w:id="8" w:name="_Toc15495"/>
       <w:r>
         <w:rPr>
           <w:rFonts w:hint="default"/>
@@ -3436,7 +3393,7 @@
           <w:lang w:val="en-US" w:eastAsia="zh-CN"/>
         </w:rPr>
       </w:pPr>
-      <w:bookmarkStart w:id="9" w:name="_Toc2651"/>
+      <w:bookmarkStart w:id="9" w:name="_Toc11491"/>
       <w:r>
         <w:rPr>
           <w:rFonts w:hint="default"/>
@@ -3588,7 +3545,7 @@
           <w:lang w:val="en-US" w:eastAsia="zh-CN"/>
         </w:rPr>
       </w:pPr>
-      <w:bookmarkStart w:id="10" w:name="_Toc30903"/>
+      <w:bookmarkStart w:id="10" w:name="_Toc13955"/>
       <w:r>
         <w:rPr>
           <w:rFonts w:hint="default"/>
@@ -3620,7 +3577,7 @@
           <w:lang w:val="en-US" w:eastAsia="zh-CN"/>
         </w:rPr>
       </w:pPr>
-      <w:bookmarkStart w:id="11" w:name="_Toc8058"/>
+      <w:bookmarkStart w:id="11" w:name="_Toc7544"/>
       <w:r>
         <w:rPr>
           <w:rFonts w:hint="default"/>
@@ -3772,7 +3729,7 @@
           <w:lang w:val="en-US" w:eastAsia="zh-CN"/>
         </w:rPr>
       </w:pPr>
-      <w:bookmarkStart w:id="12" w:name="_Toc14366"/>
+      <w:bookmarkStart w:id="12" w:name="_Toc24911"/>
       <w:r>
         <w:rPr>
           <w:rFonts w:hint="default"/>
@@ -3924,7 +3881,7 @@
           <w:lang w:val="en-US" w:eastAsia="zh-CN"/>
         </w:rPr>
       </w:pPr>
-      <w:bookmarkStart w:id="13" w:name="_Toc24600"/>
+      <w:bookmarkStart w:id="13" w:name="_Toc24344"/>
       <w:r>
         <w:rPr>
           <w:rFonts w:hint="default"/>
@@ -3956,7 +3913,7 @@
           <w:lang w:val="en-US" w:eastAsia="zh-CN"/>
         </w:rPr>
       </w:pPr>
-      <w:bookmarkStart w:id="14" w:name="_Toc2154"/>
+      <w:bookmarkStart w:id="14" w:name="_Toc12163"/>
       <w:r>
         <w:rPr>
           <w:rFonts w:hint="default"/>
@@ -4389,6 +4346,7 @@
             <w:insideH w:val="none" w:color="auto" w:sz="0" w:space="0"/>
             <w:insideV w:val="none" w:color="auto" w:sz="0" w:space="0"/>
           </w:tblBorders>
+          <w:shd w:val="clear" w:color="auto" w:fill="FFFFFF"/>
           <w:tblCellMar>
             <w:top w:w="15" w:type="dxa"/>
             <w:left w:w="15" w:type="dxa"/>
@@ -4751,6 +4709,7 @@
             <w:insideH w:val="none" w:color="auto" w:sz="0" w:space="0"/>
             <w:insideV w:val="none" w:color="auto" w:sz="0" w:space="0"/>
           </w:tblBorders>
+          <w:shd w:val="clear" w:color="auto" w:fill="FFFFFF"/>
           <w:tblCellMar>
             <w:top w:w="15" w:type="dxa"/>
             <w:left w:w="15" w:type="dxa"/>
@@ -5113,6 +5072,7 @@
             <w:insideH w:val="none" w:color="auto" w:sz="0" w:space="0"/>
             <w:insideV w:val="none" w:color="auto" w:sz="0" w:space="0"/>
           </w:tblBorders>
+          <w:shd w:val="clear" w:color="auto" w:fill="FFFFFF"/>
           <w:tblCellMar>
             <w:top w:w="15" w:type="dxa"/>
             <w:left w:w="15" w:type="dxa"/>
@@ -5475,6 +5435,7 @@
             <w:insideH w:val="none" w:color="auto" w:sz="0" w:space="0"/>
             <w:insideV w:val="none" w:color="auto" w:sz="0" w:space="0"/>
           </w:tblBorders>
+          <w:shd w:val="clear" w:color="auto" w:fill="FFFFFF"/>
           <w:tblCellMar>
             <w:top w:w="15" w:type="dxa"/>
             <w:left w:w="15" w:type="dxa"/>
@@ -5850,7 +5811,7 @@
           <w:lang w:val="en-US" w:eastAsia="zh-CN"/>
         </w:rPr>
       </w:pPr>
-      <w:bookmarkStart w:id="15" w:name="_Toc3295"/>
+      <w:bookmarkStart w:id="15" w:name="_Toc12254"/>
       <w:r>
         <w:rPr>
           <w:rFonts w:hint="default"/>
@@ -6210,6 +6171,7 @@
             <w:insideH w:val="none" w:color="auto" w:sz="0" w:space="0"/>
             <w:insideV w:val="none" w:color="auto" w:sz="0" w:space="0"/>
           </w:tblBorders>
+          <w:shd w:val="clear" w:color="auto" w:fill="FFFFFF"/>
           <w:tblCellMar>
             <w:top w:w="15" w:type="dxa"/>
             <w:left w:w="15" w:type="dxa"/>
@@ -6799,6 +6761,7 @@
             <w:insideH w:val="none" w:color="auto" w:sz="0" w:space="0"/>
             <w:insideV w:val="none" w:color="auto" w:sz="0" w:space="0"/>
           </w:tblBorders>
+          <w:shd w:val="clear" w:color="auto" w:fill="FFFFFF"/>
           <w:tblCellMar>
             <w:top w:w="15" w:type="dxa"/>
             <w:left w:w="15" w:type="dxa"/>
@@ -7401,7 +7364,7 @@
           <w:lang w:val="en-US" w:eastAsia="zh-CN"/>
         </w:rPr>
       </w:pPr>
-      <w:bookmarkStart w:id="16" w:name="_Toc11440"/>
+      <w:bookmarkStart w:id="16" w:name="_Toc11564"/>
       <w:r>
         <w:rPr>
           <w:rFonts w:hint="default"/>
@@ -7450,7 +7413,6 @@
             <w:insideH w:val="none" w:color="auto" w:sz="0" w:space="0"/>
             <w:insideV w:val="none" w:color="auto" w:sz="0" w:space="0"/>
           </w:tblBorders>
-          <w:shd w:val="clear" w:color="auto" w:fill="FFFFFF"/>
           <w:tblCellMar>
             <w:top w:w="15" w:type="dxa"/>
             <w:left w:w="15" w:type="dxa"/>
@@ -8558,6 +8520,7 @@
             <w:insideH w:val="none" w:color="auto" w:sz="0" w:space="0"/>
             <w:insideV w:val="none" w:color="auto" w:sz="0" w:space="0"/>
           </w:tblBorders>
+          <w:shd w:val="clear" w:color="auto" w:fill="FFFFFF"/>
           <w:tblCellMar>
             <w:top w:w="15" w:type="dxa"/>
             <w:left w:w="15" w:type="dxa"/>
@@ -8933,7 +8896,7 @@
           <w:lang w:val="en-US" w:eastAsia="zh-CN"/>
         </w:rPr>
       </w:pPr>
-      <w:bookmarkStart w:id="17" w:name="_Toc5471"/>
+      <w:bookmarkStart w:id="17" w:name="_Toc149"/>
       <w:r>
         <w:rPr>
           <w:rFonts w:hint="default"/>
@@ -8965,7 +8928,7 @@
           <w:lang w:val="en-US" w:eastAsia="zh-CN"/>
         </w:rPr>
       </w:pPr>
-      <w:bookmarkStart w:id="18" w:name="_Toc21475"/>
+      <w:bookmarkStart w:id="18" w:name="_Toc4367"/>
       <w:r>
         <w:rPr>
           <w:rFonts w:hint="default"/>
@@ -8997,7 +8960,7 @@
           <w:lang w:val="en-US" w:eastAsia="zh-CN"/>
         </w:rPr>
       </w:pPr>
-      <w:bookmarkStart w:id="19" w:name="_Toc31697"/>
+      <w:bookmarkStart w:id="19" w:name="_Toc14705"/>
       <w:r>
         <w:rPr>
           <w:rFonts w:hint="default"/>
@@ -9122,7 +9085,7 @@
           <w:lang w:val="en-US" w:eastAsia="zh-CN"/>
         </w:rPr>
       </w:pPr>
-      <w:bookmarkStart w:id="20" w:name="_Toc12806"/>
+      <w:bookmarkStart w:id="20" w:name="_Toc1295"/>
       <w:r>
         <w:rPr>
           <w:rFonts w:hint="default"/>
@@ -9247,7 +9210,7 @@
           <w:lang w:val="en-US" w:eastAsia="zh-CN"/>
         </w:rPr>
       </w:pPr>
-      <w:bookmarkStart w:id="21" w:name="_Toc15389"/>
+      <w:bookmarkStart w:id="21" w:name="_Toc7513"/>
       <w:r>
         <w:rPr>
           <w:rFonts w:hint="default"/>
@@ -9372,7 +9335,7 @@
           <w:lang w:val="en-US" w:eastAsia="zh-CN"/>
         </w:rPr>
       </w:pPr>
-      <w:bookmarkStart w:id="22" w:name="_Toc13220"/>
+      <w:bookmarkStart w:id="22" w:name="_Toc18107"/>
       <w:r>
         <w:rPr>
           <w:rFonts w:hint="default"/>
@@ -9497,7 +9460,7 @@
           <w:lang w:val="en-US" w:eastAsia="zh-CN"/>
         </w:rPr>
       </w:pPr>
-      <w:bookmarkStart w:id="23" w:name="_Toc30680"/>
+      <w:bookmarkStart w:id="23" w:name="_Toc2244"/>
       <w:r>
         <w:rPr>
           <w:rFonts w:hint="default"/>
@@ -9653,7 +9616,7 @@
           <w:lang w:val="en-US" w:eastAsia="zh-CN"/>
         </w:rPr>
       </w:pPr>
-      <w:bookmarkStart w:id="24" w:name="_Toc9810"/>
+      <w:bookmarkStart w:id="24" w:name="_Toc2381"/>
       <w:r>
         <w:rPr>
           <w:rFonts w:hint="default"/>
@@ -9685,7 +9648,7 @@
           <w:lang w:val="en-US" w:eastAsia="zh-CN"/>
         </w:rPr>
       </w:pPr>
-      <w:bookmarkStart w:id="25" w:name="_Toc30542"/>
+      <w:bookmarkStart w:id="25" w:name="_Toc28726"/>
       <w:r>
         <w:rPr>
           <w:rFonts w:hint="default"/>
@@ -9841,7 +9804,7 @@
           <w:lang w:val="en-US" w:eastAsia="zh-CN"/>
         </w:rPr>
       </w:pPr>
-      <w:bookmarkStart w:id="26" w:name="_Toc17935"/>
+      <w:bookmarkStart w:id="26" w:name="_Toc3233"/>
       <w:r>
         <w:rPr>
           <w:rFonts w:hint="default"/>
@@ -9904,7 +9867,7 @@
           <w:lang w:val="en-US" w:eastAsia="zh-CN"/>
         </w:rPr>
       </w:pPr>
-      <w:bookmarkStart w:id="27" w:name="_Toc20445"/>
+      <w:bookmarkStart w:id="27" w:name="_Toc25561"/>
       <w:r>
         <w:rPr>
           <w:rFonts w:hint="default"/>
@@ -10060,7 +10023,7 @@
           <w:lang w:val="en-US" w:eastAsia="zh-CN"/>
         </w:rPr>
       </w:pPr>
-      <w:bookmarkStart w:id="28" w:name="_Toc24242"/>
+      <w:bookmarkStart w:id="28" w:name="_Toc14578"/>
       <w:r>
         <w:rPr>
           <w:rFonts w:hint="default"/>
@@ -10092,7 +10055,7 @@
           <w:lang w:val="en-US" w:eastAsia="zh-CN"/>
         </w:rPr>
       </w:pPr>
-      <w:bookmarkStart w:id="29" w:name="_Toc16937"/>
+      <w:bookmarkStart w:id="29" w:name="_Toc18645"/>
       <w:r>
         <w:rPr>
           <w:rFonts w:hint="default"/>
@@ -10248,7 +10211,7 @@
           <w:lang w:val="en-US" w:eastAsia="zh-CN"/>
         </w:rPr>
       </w:pPr>
-      <w:bookmarkStart w:id="30" w:name="_Toc27086"/>
+      <w:bookmarkStart w:id="30" w:name="_Toc19799"/>
       <w:r>
         <w:rPr>
           <w:rFonts w:hint="default"/>
@@ -11801,7 +11764,7 @@
           <w:lang w:val="en-US" w:eastAsia="zh-CN"/>
         </w:rPr>
       </w:pPr>
-      <w:bookmarkStart w:id="31" w:name="_Toc14067"/>
+      <w:bookmarkStart w:id="31" w:name="_Toc15939"/>
       <w:r>
         <w:rPr>
           <w:rFonts w:hint="default"/>
@@ -11833,7 +11796,7 @@
           <w:lang w:val="en-US" w:eastAsia="zh-CN"/>
         </w:rPr>
       </w:pPr>
-      <w:bookmarkStart w:id="32" w:name="_Toc5299"/>
+      <w:bookmarkStart w:id="32" w:name="_Toc24409"/>
       <w:r>
         <w:rPr>
           <w:rFonts w:hint="default"/>
@@ -12487,6 +12450,7 @@
             <w:insideH w:val="none" w:color="auto" w:sz="0" w:space="0"/>
             <w:insideV w:val="none" w:color="auto" w:sz="0" w:space="0"/>
           </w:tblBorders>
+          <w:shd w:val="clear" w:color="auto" w:fill="FFFFFF"/>
           <w:tblCellMar>
             <w:top w:w="15" w:type="dxa"/>
             <w:left w:w="15" w:type="dxa"/>
@@ -12781,6 +12745,7 @@
             <w:insideH w:val="none" w:color="auto" w:sz="0" w:space="0"/>
             <w:insideV w:val="none" w:color="auto" w:sz="0" w:space="0"/>
           </w:tblBorders>
+          <w:shd w:val="clear" w:color="auto" w:fill="FFFFFF"/>
           <w:tblCellMar>
             <w:top w:w="15" w:type="dxa"/>
             <w:left w:w="15" w:type="dxa"/>
@@ -13382,7 +13347,7 @@
           <w:lang w:val="en-US" w:eastAsia="zh-CN"/>
         </w:rPr>
       </w:pPr>
-      <w:bookmarkStart w:id="33" w:name="_Toc14231"/>
+      <w:bookmarkStart w:id="33" w:name="_Toc4858"/>
       <w:r>
         <w:rPr>
           <w:rFonts w:hint="default"/>
@@ -13538,7 +13503,7 @@
           <w:lang w:val="en-US" w:eastAsia="zh-CN"/>
         </w:rPr>
       </w:pPr>
-      <w:bookmarkStart w:id="34" w:name="_Toc14194"/>
+      <w:bookmarkStart w:id="34" w:name="_Toc7198"/>
       <w:r>
         <w:rPr>
           <w:rFonts w:hint="default"/>
@@ -13570,7 +13535,7 @@
           <w:lang w:val="en-US" w:eastAsia="zh-CN"/>
         </w:rPr>
       </w:pPr>
-      <w:bookmarkStart w:id="35" w:name="_Toc26488"/>
+      <w:bookmarkStart w:id="35" w:name="_Toc6792"/>
       <w:r>
         <w:rPr>
           <w:rFonts w:hint="default"/>
@@ -13695,7 +13660,7 @@
           <w:lang w:val="en-US" w:eastAsia="zh-CN"/>
         </w:rPr>
       </w:pPr>
-      <w:bookmarkStart w:id="36" w:name="_Toc19732"/>
+      <w:bookmarkStart w:id="36" w:name="_Toc32761"/>
       <w:r>
         <w:rPr>
           <w:rFonts w:hint="default"/>
@@ -13838,7 +13803,7 @@
           <w:lang w:val="en-US" w:eastAsia="zh-CN"/>
         </w:rPr>
       </w:pPr>
-      <w:bookmarkStart w:id="37" w:name="_Toc28138"/>
+      <w:bookmarkStart w:id="37" w:name="_Toc25353"/>
       <w:r>
         <w:rPr>
           <w:rFonts w:hint="default"/>
